--- a/docs/函证PDF头部替换工具_需求规格说明书_v5.0.docx
+++ b/docs/函证PDF头部替换工具_需求规格说明书_v5.0.docx
@@ -176,7 +176,7 @@
     </w:p>
     <w:tbl>
       <w:tblPr>
-        <w:tblStyle w:val="33"/>
+        <w:tblStyle w:val="34"/>
         <w:tblW w:w="0" w:type="auto"/>
         <w:tblInd w:w="0" w:type="dxa"/>
         <w:tblBorders>
@@ -545,7 +545,7 @@
     </w:p>
     <w:tbl>
       <w:tblPr>
-        <w:tblStyle w:val="33"/>
+        <w:tblStyle w:val="34"/>
         <w:tblW w:w="0" w:type="auto"/>
         <w:tblInd w:w="0" w:type="dxa"/>
         <w:tblBorders>
@@ -1115,7 +1115,7 @@
                     </pic:cNvPicPr>
                   </pic:nvPicPr>
                   <pic:blipFill>
-                    <a:blip r:embed="rId6"/>
+                    <a:blip r:embed="rId8"/>
                     <a:stretch>
                       <a:fillRect/>
                     </a:stretch>
@@ -1336,7 +1336,7 @@
                     </pic:cNvPicPr>
                   </pic:nvPicPr>
                   <pic:blipFill>
-                    <a:blip r:embed="rId7"/>
+                    <a:blip r:embed="rId9"/>
                     <a:stretch>
                       <a:fillRect/>
                     </a:stretch>
@@ -1374,7 +1374,7 @@
     </w:p>
     <w:tbl>
       <w:tblPr>
-        <w:tblStyle w:val="33"/>
+        <w:tblStyle w:val="34"/>
         <w:tblW w:w="0" w:type="auto"/>
         <w:tblInd w:w="0" w:type="dxa"/>
         <w:tblBorders>
@@ -1790,7 +1790,7 @@
     </w:p>
     <w:tbl>
       <w:tblPr>
-        <w:tblStyle w:val="33"/>
+        <w:tblStyle w:val="34"/>
         <w:tblW w:w="0" w:type="auto"/>
         <w:tblInd w:w="0" w:type="dxa"/>
         <w:tblBorders>
@@ -2277,7 +2277,7 @@
     </w:p>
     <w:tbl>
       <w:tblPr>
-        <w:tblStyle w:val="33"/>
+        <w:tblStyle w:val="34"/>
         <w:tblW w:w="0" w:type="auto"/>
         <w:tblInd w:w="0" w:type="dxa"/>
         <w:tblBorders>
@@ -2907,7 +2907,7 @@
     </w:p>
     <w:tbl>
       <w:tblPr>
-        <w:tblStyle w:val="33"/>
+        <w:tblStyle w:val="34"/>
         <w:tblW w:w="0" w:type="auto"/>
         <w:tblInd w:w="0" w:type="dxa"/>
         <w:tblBorders>
@@ -3517,6 +3517,18 @@
       <w:pPr>
         <w:pStyle w:val="5"/>
         <w:spacing w:before="160" w:after="120"/>
+      </w:pPr>
+      <w:commentRangeStart w:id="0"/>
+      <w:r>
+        <w:rPr>
+          <w:rFonts w:ascii="Calibri" w:hAnsi="Calibri" w:eastAsia="黑体"/>
+          <w:b/>
+          <w:color w:val="1F4E79"/>
+          <w:sz w:val="24"/>
+        </w:rPr>
+        <w:t xml:space="preserve">4.1 </w:t>
+      </w:r>
+      <w:r>
         <w:rPr>
           <w:rFonts w:hint="eastAsia" w:ascii="Calibri" w:hAnsi="Calibri" w:eastAsia="黑体"/>
           <w:b/>
@@ -3524,29 +3536,17 @@
           <w:sz w:val="24"/>
           <w:lang w:val="en-US" w:eastAsia="zh-CN"/>
         </w:rPr>
-      </w:pPr>
-      <w:r>
-        <w:rPr>
-          <w:rFonts w:ascii="Calibri" w:hAnsi="Calibri" w:eastAsia="黑体"/>
-          <w:b/>
-          <w:color w:val="1F4E79"/>
-          <w:sz w:val="24"/>
-        </w:rPr>
-        <w:t xml:space="preserve">4.1 </w:t>
-      </w:r>
-      <w:r>
-        <w:rPr>
-          <w:rFonts w:hint="eastAsia" w:ascii="Calibri" w:hAnsi="Calibri" w:eastAsia="黑体"/>
-          <w:b/>
-          <w:color w:val="1F4E79"/>
-          <w:sz w:val="24"/>
-          <w:lang w:val="en-US" w:eastAsia="zh-CN"/>
-        </w:rPr>
         <w:t>函证系统交互</w:t>
       </w:r>
-    </w:p>
-    <w:p>
-      <w:pPr>
+      <w:commentRangeEnd w:id="0"/>
+      <w:r>
+        <w:commentReference w:id="0"/>
+      </w:r>
+    </w:p>
+    <w:p>
+      <w:pPr>
+        <w:pStyle w:val="6"/>
+        <w:bidi w:val="0"/>
         <w:rPr>
           <w:rFonts w:hint="default"/>
           <w:lang w:val="en-US" w:eastAsia="zh-CN"/>
@@ -3557,10 +3557,23 @@
           <w:rFonts w:hint="eastAsia"/>
           <w:lang w:val="en-US" w:eastAsia="zh-CN"/>
         </w:rPr>
+        <w:t>4.1.1 入口</w:t>
+      </w:r>
+    </w:p>
+    <w:p>
+      <w:pPr>
+        <w:rPr>
+          <w:rFonts w:hint="default"/>
+          <w:lang w:val="en-US" w:eastAsia="zh-CN"/>
+        </w:rPr>
+      </w:pPr>
+      <w:r>
+        <w:rPr>
+          <w:rFonts w:hint="eastAsia"/>
+          <w:lang w:val="en-US" w:eastAsia="zh-CN"/>
+        </w:rPr>
         <w:t>在函证系统每个控制表的【制函管理】模块增加【函证版式调整】按钮，点击该按钮进入新界面，完成上传pdf进行内容替换功能。具体前端页面见代码前端样式。</w:t>
       </w:r>
-      <w:bookmarkStart w:id="0" w:name="_GoBack"/>
-      <w:bookmarkEnd w:id="0"/>
     </w:p>
     <w:p>
       <w:pPr>
@@ -3594,7 +3607,7 @@
                     </pic:cNvPicPr>
                   </pic:nvPicPr>
                   <pic:blipFill>
-                    <a:blip r:embed="rId8"/>
+                    <a:blip r:embed="rId10"/>
                     <a:stretch>
                       <a:fillRect/>
                     </a:stretch>
@@ -3620,14 +3633,6 @@
       </w:r>
     </w:p>
     <w:p>
-      <w:pPr>
-        <w:rPr>
-          <w:rFonts w:hint="default" w:ascii="宋体" w:hAnsi="宋体" w:eastAsia="宋体" w:cs="宋体"/>
-          <w:sz w:val="24"/>
-          <w:szCs w:val="24"/>
-          <w:lang w:val="en-US" w:eastAsia="zh-CN"/>
-        </w:rPr>
-      </w:pPr>
       <w:r>
         <w:drawing>
           <wp:inline distT="0" distB="0" distL="114300" distR="114300">
@@ -3647,7 +3652,7 @@
                     </pic:cNvPicPr>
                   </pic:nvPicPr>
                   <pic:blipFill>
-                    <a:blip r:embed="rId9"/>
+                    <a:blip r:embed="rId11"/>
                     <a:stretch>
                       <a:fillRect/>
                     </a:stretch>
@@ -3674,6 +3679,474 @@
     </w:p>
     <w:p>
       <w:pPr>
+        <w:pStyle w:val="6"/>
+        <w:bidi w:val="0"/>
+        <w:rPr>
+          <w:rFonts w:hint="eastAsia"/>
+          <w:lang w:val="en-US" w:eastAsia="zh-CN"/>
+        </w:rPr>
+      </w:pPr>
+      <w:r>
+        <w:rPr>
+          <w:rFonts w:hint="eastAsia"/>
+          <w:lang w:val="en-US" w:eastAsia="zh-CN"/>
+        </w:rPr>
+        <w:t>4.1.2 数据匹配</w:t>
+      </w:r>
+    </w:p>
+    <w:p>
+      <w:r>
+        <w:drawing>
+          <wp:inline distT="0" distB="0" distL="114300" distR="114300">
+            <wp:extent cx="6301740" cy="4730115"/>
+            <wp:effectExtent l="0" t="0" r="7620" b="9525"/>
+            <wp:docPr id="11" name="图片 1"/>
+            <wp:cNvGraphicFramePr>
+              <a:graphicFrameLocks xmlns:a="http://schemas.openxmlformats.org/drawingml/2006/main" noChangeAspect="1"/>
+            </wp:cNvGraphicFramePr>
+            <a:graphic xmlns:a="http://schemas.openxmlformats.org/drawingml/2006/main">
+              <a:graphicData uri="http://schemas.openxmlformats.org/drawingml/2006/picture">
+                <pic:pic xmlns:pic="http://schemas.openxmlformats.org/drawingml/2006/picture">
+                  <pic:nvPicPr>
+                    <pic:cNvPr id="11" name="图片 1"/>
+                    <pic:cNvPicPr>
+                      <a:picLocks noChangeAspect="1"/>
+                    </pic:cNvPicPr>
+                  </pic:nvPicPr>
+                  <pic:blipFill>
+                    <a:blip r:embed="rId12"/>
+                    <a:stretch>
+                      <a:fillRect/>
+                    </a:stretch>
+                  </pic:blipFill>
+                  <pic:spPr>
+                    <a:xfrm>
+                      <a:off x="0" y="0"/>
+                      <a:ext cx="6301740" cy="4730115"/>
+                    </a:xfrm>
+                    <a:prstGeom prst="rect">
+                      <a:avLst/>
+                    </a:prstGeom>
+                    <a:noFill/>
+                    <a:ln>
+                      <a:noFill/>
+                    </a:ln>
+                  </pic:spPr>
+                </pic:pic>
+              </a:graphicData>
+            </a:graphic>
+          </wp:inline>
+        </w:drawing>
+      </w:r>
+    </w:p>
+    <w:p>
+      <w:pPr>
+        <w:rPr>
+          <w:rFonts w:hint="eastAsia"/>
+          <w:lang w:val="en-US" w:eastAsia="zh-CN"/>
+        </w:rPr>
+      </w:pPr>
+      <w:r>
+        <w:rPr>
+          <w:rFonts w:hint="eastAsia"/>
+          <w:lang w:val="en-US" w:eastAsia="zh-CN"/>
+        </w:rPr>
+        <w:t>如上图所示：</w:t>
+      </w:r>
+      <w:r>
+        <w:rPr>
+          <w:rFonts w:hint="eastAsia"/>
+          <w:lang w:val="en-US" w:eastAsia="zh-CN"/>
+        </w:rPr>
+        <w:br w:type="textWrapping"/>
+      </w:r>
+      <w:r>
+        <w:rPr>
+          <w:rFonts w:hint="eastAsia"/>
+          <w:lang w:val="en-US" w:eastAsia="zh-CN"/>
+        </w:rPr>
+        <w:t>1、收函单位（被询证单位）识别出来后，支持手动修改被询证单位名称。识别（修改）后，去函证系统该被询证单位的函证。</w:t>
+      </w:r>
+    </w:p>
+    <w:p>
+      <w:pPr>
+        <w:numPr>
+          <w:ilvl w:val="0"/>
+          <w:numId w:val="7"/>
+        </w:numPr>
+        <w:rPr>
+          <w:rFonts w:hint="default"/>
+          <w:color w:val="0000FF"/>
+          <w:lang w:val="en-US" w:eastAsia="zh-CN"/>
+        </w:rPr>
+      </w:pPr>
+      <w:r>
+        <w:rPr>
+          <w:rFonts w:hint="eastAsia"/>
+          <w:lang w:val="en-US" w:eastAsia="zh-CN"/>
+        </w:rPr>
+        <w:t>若只有一封函证为该被询证单位，则直接与对应的函证编号和被审计单位绑定。如上图</w:t>
+      </w:r>
+      <w:r>
+        <w:rPr>
+          <w:rFonts w:hint="default"/>
+          <w:color w:val="0000FF"/>
+          <w:lang w:val="en-US" w:eastAsia="zh-CN"/>
+        </w:rPr>
+        <w:t>”</w:t>
+      </w:r>
+      <w:r>
+        <w:rPr>
+          <w:rFonts w:hint="eastAsia"/>
+          <w:color w:val="0000FF"/>
+          <w:lang w:val="en-US" w:eastAsia="zh-CN"/>
+        </w:rPr>
+        <w:t>会所pdf1.pdf</w:t>
+      </w:r>
+      <w:r>
+        <w:rPr>
+          <w:rFonts w:hint="default"/>
+          <w:color w:val="0000FF"/>
+          <w:lang w:val="en-US" w:eastAsia="zh-CN"/>
+        </w:rPr>
+        <w:t>”</w:t>
+      </w:r>
+    </w:p>
+    <w:p>
+      <w:pPr>
+        <w:numPr>
+          <w:ilvl w:val="0"/>
+          <w:numId w:val="7"/>
+        </w:numPr>
+        <w:rPr>
+          <w:rFonts w:hint="default"/>
+          <w:color w:val="auto"/>
+          <w:lang w:val="en-US" w:eastAsia="zh-CN"/>
+        </w:rPr>
+      </w:pPr>
+      <w:r>
+        <w:rPr>
+          <w:rFonts w:hint="eastAsia"/>
+          <w:color w:val="auto"/>
+          <w:lang w:val="en-US" w:eastAsia="zh-CN"/>
+        </w:rPr>
+        <w:t>若该被询证单位对应有多个被审计单位，即，发行人母子公司都对该被询证单位进行了函证，则直接用户下来选择指定的被审计单位与该被询证单位进行匹配。</w:t>
+      </w:r>
+    </w:p>
+    <w:p>
+      <w:pPr>
+        <w:numPr>
+          <w:ilvl w:val="0"/>
+          <w:numId w:val="7"/>
+        </w:numPr>
+        <w:rPr>
+          <w:rFonts w:hint="default"/>
+          <w:color w:val="auto"/>
+          <w:lang w:val="en-US" w:eastAsia="zh-CN"/>
+        </w:rPr>
+      </w:pPr>
+      <w:r>
+        <w:rPr>
+          <w:rFonts w:hint="eastAsia"/>
+          <w:color w:val="auto"/>
+          <w:lang w:val="en-US" w:eastAsia="zh-CN"/>
+        </w:rPr>
+        <w:t>所有识别出来的数据均要支持手动输入函证编号，将上传的函证与指定函证编号进行绑定。</w:t>
+      </w:r>
+    </w:p>
+    <w:p>
+      <w:pPr>
+        <w:numPr>
+          <w:numId w:val="0"/>
+        </w:numPr>
+      </w:pPr>
+      <w:r>
+        <w:drawing>
+          <wp:inline distT="0" distB="0" distL="114300" distR="114300">
+            <wp:extent cx="6301740" cy="1486535"/>
+            <wp:effectExtent l="0" t="0" r="7620" b="6985"/>
+            <wp:docPr id="12" name="图片 2"/>
+            <wp:cNvGraphicFramePr>
+              <a:graphicFrameLocks xmlns:a="http://schemas.openxmlformats.org/drawingml/2006/main" noChangeAspect="1"/>
+            </wp:cNvGraphicFramePr>
+            <a:graphic xmlns:a="http://schemas.openxmlformats.org/drawingml/2006/main">
+              <a:graphicData uri="http://schemas.openxmlformats.org/drawingml/2006/picture">
+                <pic:pic xmlns:pic="http://schemas.openxmlformats.org/drawingml/2006/picture">
+                  <pic:nvPicPr>
+                    <pic:cNvPr id="12" name="图片 2"/>
+                    <pic:cNvPicPr>
+                      <a:picLocks noChangeAspect="1"/>
+                    </pic:cNvPicPr>
+                  </pic:nvPicPr>
+                  <pic:blipFill>
+                    <a:blip r:embed="rId13"/>
+                    <a:stretch>
+                      <a:fillRect/>
+                    </a:stretch>
+                  </pic:blipFill>
+                  <pic:spPr>
+                    <a:xfrm>
+                      <a:off x="0" y="0"/>
+                      <a:ext cx="6301740" cy="1486535"/>
+                    </a:xfrm>
+                    <a:prstGeom prst="rect">
+                      <a:avLst/>
+                    </a:prstGeom>
+                    <a:noFill/>
+                    <a:ln>
+                      <a:noFill/>
+                    </a:ln>
+                  </pic:spPr>
+                </pic:pic>
+              </a:graphicData>
+            </a:graphic>
+          </wp:inline>
+        </w:drawing>
+      </w:r>
+    </w:p>
+    <w:p>
+      <w:pPr>
+        <w:numPr>
+          <w:numId w:val="0"/>
+        </w:numPr>
+      </w:pPr>
+      <w:r>
+        <w:drawing>
+          <wp:inline distT="0" distB="0" distL="114300" distR="114300">
+            <wp:extent cx="6301105" cy="1964055"/>
+            <wp:effectExtent l="0" t="0" r="8255" b="1905"/>
+            <wp:docPr id="13" name="图片 3"/>
+            <wp:cNvGraphicFramePr>
+              <a:graphicFrameLocks xmlns:a="http://schemas.openxmlformats.org/drawingml/2006/main" noChangeAspect="1"/>
+            </wp:cNvGraphicFramePr>
+            <a:graphic xmlns:a="http://schemas.openxmlformats.org/drawingml/2006/main">
+              <a:graphicData uri="http://schemas.openxmlformats.org/drawingml/2006/picture">
+                <pic:pic xmlns:pic="http://schemas.openxmlformats.org/drawingml/2006/picture">
+                  <pic:nvPicPr>
+                    <pic:cNvPr id="13" name="图片 3"/>
+                    <pic:cNvPicPr>
+                      <a:picLocks noChangeAspect="1"/>
+                    </pic:cNvPicPr>
+                  </pic:nvPicPr>
+                  <pic:blipFill>
+                    <a:blip r:embed="rId14"/>
+                    <a:stretch>
+                      <a:fillRect/>
+                    </a:stretch>
+                  </pic:blipFill>
+                  <pic:spPr>
+                    <a:xfrm>
+                      <a:off x="0" y="0"/>
+                      <a:ext cx="6301105" cy="1964055"/>
+                    </a:xfrm>
+                    <a:prstGeom prst="rect">
+                      <a:avLst/>
+                    </a:prstGeom>
+                    <a:noFill/>
+                    <a:ln>
+                      <a:noFill/>
+                    </a:ln>
+                  </pic:spPr>
+                </pic:pic>
+              </a:graphicData>
+            </a:graphic>
+          </wp:inline>
+        </w:drawing>
+      </w:r>
+    </w:p>
+    <w:p>
+      <w:pPr>
+        <w:numPr>
+          <w:numId w:val="0"/>
+        </w:numPr>
+        <w:rPr>
+          <w:rFonts w:hint="default"/>
+          <w:lang w:val="en-US" w:eastAsia="zh-CN"/>
+        </w:rPr>
+      </w:pPr>
+      <w:r>
+        <w:drawing>
+          <wp:inline distT="0" distB="0" distL="114300" distR="114300">
+            <wp:extent cx="6302375" cy="2580640"/>
+            <wp:effectExtent l="0" t="0" r="6985" b="10160"/>
+            <wp:docPr id="14" name="图片 4"/>
+            <wp:cNvGraphicFramePr>
+              <a:graphicFrameLocks xmlns:a="http://schemas.openxmlformats.org/drawingml/2006/main" noChangeAspect="1"/>
+            </wp:cNvGraphicFramePr>
+            <a:graphic xmlns:a="http://schemas.openxmlformats.org/drawingml/2006/main">
+              <a:graphicData uri="http://schemas.openxmlformats.org/drawingml/2006/picture">
+                <pic:pic xmlns:pic="http://schemas.openxmlformats.org/drawingml/2006/picture">
+                  <pic:nvPicPr>
+                    <pic:cNvPr id="14" name="图片 4"/>
+                    <pic:cNvPicPr>
+                      <a:picLocks noChangeAspect="1"/>
+                    </pic:cNvPicPr>
+                  </pic:nvPicPr>
+                  <pic:blipFill>
+                    <a:blip r:embed="rId15"/>
+                    <a:stretch>
+                      <a:fillRect/>
+                    </a:stretch>
+                  </pic:blipFill>
+                  <pic:spPr>
+                    <a:xfrm>
+                      <a:off x="0" y="0"/>
+                      <a:ext cx="6302375" cy="2580640"/>
+                    </a:xfrm>
+                    <a:prstGeom prst="rect">
+                      <a:avLst/>
+                    </a:prstGeom>
+                    <a:noFill/>
+                    <a:ln>
+                      <a:noFill/>
+                    </a:ln>
+                  </pic:spPr>
+                </pic:pic>
+              </a:graphicData>
+            </a:graphic>
+          </wp:inline>
+        </w:drawing>
+      </w:r>
+    </w:p>
+    <w:p>
+      <w:pPr>
+        <w:pStyle w:val="6"/>
+        <w:bidi w:val="0"/>
+        <w:rPr>
+          <w:rFonts w:hint="eastAsia"/>
+          <w:lang w:val="en-US" w:eastAsia="zh-CN"/>
+        </w:rPr>
+      </w:pPr>
+      <w:bookmarkStart w:id="0" w:name="_GoBack"/>
+      <w:bookmarkEnd w:id="0"/>
+      <w:r>
+        <w:rPr>
+          <w:rFonts w:hint="eastAsia"/>
+          <w:lang w:val="en-US" w:eastAsia="zh-CN"/>
+        </w:rPr>
+        <w:t>4.1.3 生成数据</w:t>
+      </w:r>
+    </w:p>
+    <w:p>
+      <w:pPr>
+        <w:rPr>
+          <w:rFonts w:hint="eastAsia"/>
+          <w:lang w:val="en-US" w:eastAsia="zh-CN"/>
+        </w:rPr>
+      </w:pPr>
+      <w:r>
+        <w:drawing>
+          <wp:inline distT="0" distB="0" distL="114300" distR="114300">
+            <wp:extent cx="5265420" cy="3053080"/>
+            <wp:effectExtent l="0" t="0" r="7620" b="10160"/>
+            <wp:docPr id="15" name="图片 15"/>
+            <wp:cNvGraphicFramePr>
+              <a:graphicFrameLocks xmlns:a="http://schemas.openxmlformats.org/drawingml/2006/main" noChangeAspect="1"/>
+            </wp:cNvGraphicFramePr>
+            <a:graphic xmlns:a="http://schemas.openxmlformats.org/drawingml/2006/main">
+              <a:graphicData uri="http://schemas.openxmlformats.org/drawingml/2006/picture">
+                <pic:pic xmlns:pic="http://schemas.openxmlformats.org/drawingml/2006/picture">
+                  <pic:nvPicPr>
+                    <pic:cNvPr id="15" name="图片 15"/>
+                    <pic:cNvPicPr>
+                      <a:picLocks noChangeAspect="1"/>
+                    </pic:cNvPicPr>
+                  </pic:nvPicPr>
+                  <pic:blipFill>
+                    <a:blip r:embed="rId16"/>
+                    <a:stretch>
+                      <a:fillRect/>
+                    </a:stretch>
+                  </pic:blipFill>
+                  <pic:spPr>
+                    <a:xfrm>
+                      <a:off x="0" y="0"/>
+                      <a:ext cx="5265420" cy="3053080"/>
+                    </a:xfrm>
+                    <a:prstGeom prst="rect">
+                      <a:avLst/>
+                    </a:prstGeom>
+                    <a:noFill/>
+                    <a:ln>
+                      <a:noFill/>
+                    </a:ln>
+                  </pic:spPr>
+                </pic:pic>
+              </a:graphicData>
+            </a:graphic>
+          </wp:inline>
+        </w:drawing>
+      </w:r>
+    </w:p>
+    <w:p>
+      <w:pPr>
+        <w:rPr>
+          <w:rFonts w:hint="eastAsia"/>
+          <w:lang w:val="en-US" w:eastAsia="zh-CN"/>
+        </w:rPr>
+      </w:pPr>
+      <w:r>
+        <w:rPr>
+          <w:rFonts w:hint="eastAsia"/>
+          <w:lang w:val="en-US" w:eastAsia="zh-CN"/>
+        </w:rPr>
+        <w:t>点击【全部生成】后，替换后的文件作为对应函证编号下的“原始函证”，系统自定对“原始函证”进行赋码，赋码后的函证作为用印函证。</w:t>
+      </w:r>
+    </w:p>
+    <w:p>
+      <w:pPr>
+        <w:rPr>
+          <w:rFonts w:hint="default"/>
+          <w:lang w:val="en-US" w:eastAsia="zh-CN"/>
+        </w:rPr>
+      </w:pPr>
+      <w:r>
+        <w:drawing>
+          <wp:inline distT="0" distB="0" distL="114300" distR="114300">
+            <wp:extent cx="5271770" cy="2425700"/>
+            <wp:effectExtent l="0" t="0" r="1270" b="12700"/>
+            <wp:docPr id="16" name="图片 16"/>
+            <wp:cNvGraphicFramePr>
+              <a:graphicFrameLocks xmlns:a="http://schemas.openxmlformats.org/drawingml/2006/main" noChangeAspect="1"/>
+            </wp:cNvGraphicFramePr>
+            <a:graphic xmlns:a="http://schemas.openxmlformats.org/drawingml/2006/main">
+              <a:graphicData uri="http://schemas.openxmlformats.org/drawingml/2006/picture">
+                <pic:pic xmlns:pic="http://schemas.openxmlformats.org/drawingml/2006/picture">
+                  <pic:nvPicPr>
+                    <pic:cNvPr id="16" name="图片 16"/>
+                    <pic:cNvPicPr>
+                      <a:picLocks noChangeAspect="1"/>
+                    </pic:cNvPicPr>
+                  </pic:nvPicPr>
+                  <pic:blipFill>
+                    <a:blip r:embed="rId17"/>
+                    <a:stretch>
+                      <a:fillRect/>
+                    </a:stretch>
+                  </pic:blipFill>
+                  <pic:spPr>
+                    <a:xfrm>
+                      <a:off x="0" y="0"/>
+                      <a:ext cx="5271770" cy="2425700"/>
+                    </a:xfrm>
+                    <a:prstGeom prst="rect">
+                      <a:avLst/>
+                    </a:prstGeom>
+                    <a:noFill/>
+                    <a:ln>
+                      <a:noFill/>
+                    </a:ln>
+                  </pic:spPr>
+                </pic:pic>
+              </a:graphicData>
+            </a:graphic>
+          </wp:inline>
+        </w:drawing>
+      </w:r>
+    </w:p>
+    <w:p/>
+    <w:p>
+      <w:pPr>
         <w:pStyle w:val="5"/>
         <w:spacing w:before="160" w:after="120"/>
       </w:pPr>
@@ -4103,7 +4576,7 @@
     </w:p>
     <w:tbl>
       <w:tblPr>
-        <w:tblStyle w:val="33"/>
+        <w:tblStyle w:val="34"/>
         <w:tblW w:w="0" w:type="auto"/>
         <w:tblInd w:w="0" w:type="dxa"/>
         <w:tblBorders>
@@ -4747,7 +5220,7 @@
                     </pic:cNvPicPr>
                   </pic:nvPicPr>
                   <pic:blipFill>
-                    <a:blip r:embed="rId10"/>
+                    <a:blip r:embed="rId18"/>
                     <a:stretch>
                       <a:fillRect/>
                     </a:stretch>
@@ -5055,7 +5528,7 @@
     </w:p>
     <w:tbl>
       <w:tblPr>
-        <w:tblStyle w:val="33"/>
+        <w:tblStyle w:val="34"/>
         <w:tblW w:w="0" w:type="auto"/>
         <w:tblInd w:w="0" w:type="dxa"/>
         <w:tblBorders>
@@ -5694,7 +6167,7 @@
                     </pic:cNvPicPr>
                   </pic:nvPicPr>
                   <pic:blipFill>
-                    <a:blip r:embed="rId11"/>
+                    <a:blip r:embed="rId19"/>
                     <a:stretch>
                       <a:fillRect/>
                     </a:stretch>
@@ -5752,7 +6225,7 @@
     </w:p>
     <w:tbl>
       <w:tblPr>
-        <w:tblStyle w:val="33"/>
+        <w:tblStyle w:val="34"/>
         <w:tblW w:w="0" w:type="auto"/>
         <w:tblInd w:w="0" w:type="dxa"/>
         <w:tblBorders>
@@ -6606,7 +7079,7 @@
                     </pic:cNvPicPr>
                   </pic:nvPicPr>
                   <pic:blipFill>
-                    <a:blip r:embed="rId12"/>
+                    <a:blip r:embed="rId20"/>
                     <a:stretch>
                       <a:fillRect/>
                     </a:stretch>
@@ -6664,7 +7137,7 @@
     </w:p>
     <w:tbl>
       <w:tblPr>
-        <w:tblStyle w:val="33"/>
+        <w:tblStyle w:val="34"/>
         <w:tblW w:w="0" w:type="auto"/>
         <w:tblInd w:w="0" w:type="dxa"/>
         <w:tblBorders>
@@ -8008,7 +8481,7 @@
     </w:p>
     <w:tbl>
       <w:tblPr>
-        <w:tblStyle w:val="33"/>
+        <w:tblStyle w:val="34"/>
         <w:tblW w:w="0" w:type="auto"/>
         <w:tblInd w:w="0" w:type="dxa"/>
         <w:tblBorders>
@@ -8373,7 +8846,7 @@
                     </pic:cNvPicPr>
                   </pic:nvPicPr>
                   <pic:blipFill>
-                    <a:blip r:embed="rId13"/>
+                    <a:blip r:embed="rId21"/>
                     <a:stretch>
                       <a:fillRect/>
                     </a:stretch>
@@ -8411,7 +8884,7 @@
     </w:p>
     <w:tbl>
       <w:tblPr>
-        <w:tblStyle w:val="33"/>
+        <w:tblStyle w:val="34"/>
         <w:tblW w:w="0" w:type="auto"/>
         <w:tblInd w:w="0" w:type="dxa"/>
         <w:tblBorders>
@@ -8970,7 +9443,7 @@
                     </pic:cNvPicPr>
                   </pic:nvPicPr>
                   <pic:blipFill>
-                    <a:blip r:embed="rId14"/>
+                    <a:blip r:embed="rId22"/>
                     <a:stretch>
                       <a:fillRect/>
                     </a:stretch>
@@ -9008,7 +9481,7 @@
     </w:p>
     <w:tbl>
       <w:tblPr>
-        <w:tblStyle w:val="33"/>
+        <w:tblStyle w:val="34"/>
         <w:tblW w:w="0" w:type="auto"/>
         <w:tblInd w:w="0" w:type="dxa"/>
         <w:tblBorders>
@@ -10009,7 +10482,7 @@
     </w:p>
     <w:tbl>
       <w:tblPr>
-        <w:tblStyle w:val="33"/>
+        <w:tblStyle w:val="34"/>
         <w:tblW w:w="0" w:type="auto"/>
         <w:tblInd w:w="0" w:type="dxa"/>
         <w:tblBorders>
@@ -10711,7 +11184,7 @@
     </w:p>
     <w:tbl>
       <w:tblPr>
-        <w:tblStyle w:val="33"/>
+        <w:tblStyle w:val="34"/>
         <w:tblW w:w="0" w:type="auto"/>
         <w:tblInd w:w="0" w:type="dxa"/>
         <w:tblBorders>
@@ -11037,7 +11510,7 @@
                     </pic:cNvPicPr>
                   </pic:nvPicPr>
                   <pic:blipFill>
-                    <a:blip r:embed="rId15"/>
+                    <a:blip r:embed="rId23"/>
                     <a:stretch>
                       <a:fillRect/>
                     </a:stretch>
@@ -11075,7 +11548,7 @@
     </w:p>
     <w:tbl>
       <w:tblPr>
-        <w:tblStyle w:val="33"/>
+        <w:tblStyle w:val="34"/>
         <w:tblW w:w="0" w:type="auto"/>
         <w:tblInd w:w="0" w:type="dxa"/>
         <w:tblBorders>
@@ -11730,7 +12203,7 @@
     </w:p>
     <w:tbl>
       <w:tblPr>
-        <w:tblStyle w:val="33"/>
+        <w:tblStyle w:val="34"/>
         <w:tblW w:w="0" w:type="auto"/>
         <w:tblInd w:w="0" w:type="dxa"/>
         <w:tblBorders>
@@ -12459,7 +12932,7 @@
     </w:p>
     <w:tbl>
       <w:tblPr>
-        <w:tblStyle w:val="33"/>
+        <w:tblStyle w:val="34"/>
         <w:tblW w:w="0" w:type="auto"/>
         <w:tblInd w:w="0" w:type="dxa"/>
         <w:tblBorders>
@@ -13109,7 +13582,7 @@
     </w:p>
     <w:tbl>
       <w:tblPr>
-        <w:tblStyle w:val="33"/>
+        <w:tblStyle w:val="34"/>
         <w:tblW w:w="0" w:type="auto"/>
         <w:tblInd w:w="0" w:type="dxa"/>
         <w:tblBorders>
@@ -13820,7 +14293,7 @@
     </w:p>
     <w:tbl>
       <w:tblPr>
-        <w:tblStyle w:val="33"/>
+        <w:tblStyle w:val="34"/>
         <w:tblW w:w="0" w:type="auto"/>
         <w:tblInd w:w="0" w:type="dxa"/>
         <w:tblBorders>
@@ -14645,6 +15118,35 @@
 </w:document>
 </file>
 
+<file path=word/comments.xml><?xml version="1.0" encoding="utf-8"?>
+<w:comments xmlns:wpc="http://schemas.microsoft.com/office/word/2010/wordprocessingCanvas" xmlns:mc="http://schemas.openxmlformats.org/markup-compatibility/2006" xmlns:o="urn:schemas-microsoft-com:office:office" xmlns:r="http://schemas.openxmlformats.org/officeDocument/2006/relationships" xmlns:m="http://schemas.openxmlformats.org/officeDocument/2006/math" xmlns:v="urn:schemas-microsoft-com:vml" xmlns:wp14="http://schemas.microsoft.com/office/word/2010/wordprocessingDrawing" xmlns:wp="http://schemas.openxmlformats.org/drawingml/2006/wordprocessingDrawing" xmlns:w="http://schemas.openxmlformats.org/wordprocessingml/2006/main" xmlns:w14="http://schemas.microsoft.com/office/word/2010/wordml" xmlns:w15="http://schemas.microsoft.com/office/word/2012/wordml" xmlns:w10="urn:schemas-microsoft-com:office:word" xmlns:wpg="http://schemas.microsoft.com/office/word/2010/wordprocessingGroup" xmlns:wpi="http://schemas.microsoft.com/office/word/2010/wordprocessingInk" xmlns:wne="http://schemas.microsoft.com/office/word/2006/wordml" xmlns:wps="http://schemas.microsoft.com/office/word/2010/wordprocessingShape" xmlns:wpsCustomData="http://www.wps.cn/officeDocument/2013/wpsCustomData" mc:Ignorable="w14 w15 wp14">
+  <w:comment w:id="0" w:author="阿栋" w:date="2026-08-24T10:02:28Z" w:initials="Adong">
+    <w:p>
+      <w:pPr>
+        <w:pStyle w:val="17"/>
+        <w:rPr>
+          <w:rFonts w:hint="default"/>
+          <w:lang w:val="en-US" w:eastAsia="zh-CN"/>
+        </w:rPr>
+      </w:pPr>
+      <w:r>
+        <w:rPr>
+          <w:rFonts w:hint="eastAsia"/>
+          <w:lang w:val="en-US" w:eastAsia="zh-CN"/>
+        </w:rPr>
+        <w:t>与函证系统的交互看这里</w:t>
+      </w:r>
+    </w:p>
+  </w:comment>
+</w:comments>
+</file>
+
+<file path=word/commentsExtended.xml><?xml version="1.0" encoding="utf-8"?>
+<w15:commentsEx xmlns:wpc="http://schemas.microsoft.com/office/word/2010/wordprocessingCanvas" xmlns:mc="http://schemas.openxmlformats.org/markup-compatibility/2006" xmlns:o="urn:schemas-microsoft-com:office:office" xmlns:r="http://schemas.openxmlformats.org/officeDocument/2006/relationships" xmlns:m="http://schemas.openxmlformats.org/officeDocument/2006/math" xmlns:v="urn:schemas-microsoft-com:vml" xmlns:wp14="http://schemas.microsoft.com/office/word/2010/wordprocessingDrawing" xmlns:wp="http://schemas.openxmlformats.org/drawingml/2006/wordprocessingDrawing" xmlns:w="http://schemas.openxmlformats.org/wordprocessingml/2006/main" xmlns:w14="http://schemas.microsoft.com/office/word/2010/wordml" xmlns:w15="http://schemas.microsoft.com/office/word/2012/wordml" xmlns:w10="urn:schemas-microsoft-com:office:word" xmlns:wpg="http://schemas.microsoft.com/office/word/2010/wordprocessingGroup" xmlns:wpi="http://schemas.microsoft.com/office/word/2010/wordprocessingInk" xmlns:wne="http://schemas.microsoft.com/office/word/2006/wordml" xmlns:wps="http://schemas.microsoft.com/office/word/2010/wordprocessingShape" xmlns:wpsCustomData="http://www.wps.cn/officeDocument/2013/wpsCustomData" mc:Ignorable="w14 w15 wp14">
+  <w15:commentEx w15:paraId="7F807735" w15:done="0"/>
+</w15:commentsEx>
+</file>
+
 <file path=word/endnotes.xml><?xml version="1.0" encoding="utf-8"?>
 <w:endnotes xmlns:wpc="http://schemas.microsoft.com/office/word/2010/wordprocessingCanvas" xmlns:mc="http://schemas.openxmlformats.org/markup-compatibility/2006" xmlns:o="urn:schemas-microsoft-com:office:office" xmlns:r="http://schemas.openxmlformats.org/officeDocument/2006/relationships" xmlns:m="http://schemas.openxmlformats.org/officeDocument/2006/math" xmlns:v="urn:schemas-microsoft-com:vml" xmlns:wp14="http://schemas.microsoft.com/office/word/2010/wordprocessingDrawing" xmlns:wp="http://schemas.openxmlformats.org/drawingml/2006/wordprocessingDrawing" xmlns:w="http://schemas.openxmlformats.org/wordprocessingml/2006/main" xmlns:w14="http://schemas.microsoft.com/office/word/2010/wordml" xmlns:w15="http://schemas.microsoft.com/office/word/2012/wordml" xmlns:w10="urn:schemas-microsoft-com:office:word" xmlns:wpg="http://schemas.microsoft.com/office/word/2010/wordprocessingGroup" xmlns:wpi="http://schemas.microsoft.com/office/word/2010/wordprocessingInk" xmlns:wne="http://schemas.microsoft.com/office/word/2006/wordml" xmlns:wps="http://schemas.microsoft.com/office/word/2010/wordprocessingShape" xmlns:wpsCustomData="http://www.wps.cn/officeDocument/2013/wpsCustomData" mc:Ignorable="w14 w15 wp14">
   <w:endnote w:type="separator" w:id="0">
@@ -14704,7 +15206,7 @@
     <w:lvl w:ilvl="0" w:tentative="0">
       <w:start w:val="1"/>
       <w:numFmt w:val="decimal"/>
-      <w:pStyle w:val="20"/>
+      <w:pStyle w:val="21"/>
       <w:lvlText w:val="%1."/>
       <w:lvlJc w:val="left"/>
       <w:pPr>
@@ -14740,7 +15242,7 @@
     <w:lvl w:ilvl="0" w:tentative="0">
       <w:start w:val="1"/>
       <w:numFmt w:val="bullet"/>
-      <w:pStyle w:val="18"/>
+      <w:pStyle w:val="19"/>
       <w:lvlText w:val=""/>
       <w:lvlJc w:val="left"/>
       <w:pPr>
@@ -14761,7 +15263,7 @@
     <w:lvl w:ilvl="0" w:tentative="0">
       <w:start w:val="1"/>
       <w:numFmt w:val="bullet"/>
-      <w:pStyle w:val="23"/>
+      <w:pStyle w:val="24"/>
       <w:lvlText w:val=""/>
       <w:lvlJc w:val="left"/>
       <w:pPr>
@@ -14811,6 +15313,22 @@
       </w:pPr>
       <w:rPr>
         <w:rFonts w:hint="default" w:ascii="Symbol" w:hAnsi="Symbol"/>
+      </w:rPr>
+    </w:lvl>
+  </w:abstractNum>
+  <w:abstractNum w:abstractNumId="6">
+    <w:nsid w:val="534D25F7"/>
+    <w:multiLevelType w:val="singleLevel"/>
+    <w:tmpl w:val="534D25F7"/>
+    <w:lvl w:ilvl="0" w:tentative="0">
+      <w:start w:val="2"/>
+      <w:numFmt w:val="decimal"/>
+      <w:suff w:val="nothing"/>
+      <w:lvlText w:val="%1、"/>
+      <w:lvlJc w:val="left"/>
+      <w:rPr>
+        <w:rFonts w:hint="default"/>
+        <w:color w:val="auto"/>
       </w:rPr>
     </w:lvl>
   </w:abstractNum>
@@ -14832,7 +15350,18 @@
   <w:num w:numId="6">
     <w:abstractNumId w:val="3"/>
   </w:num>
+  <w:num w:numId="7">
+    <w:abstractNumId w:val="6"/>
+  </w:num>
 </w:numbering>
+</file>
+
+<file path=word/people.xml><?xml version="1.0" encoding="utf-8"?>
+<w15:people xmlns:wpc="http://schemas.microsoft.com/office/word/2010/wordprocessingCanvas" xmlns:mc="http://schemas.openxmlformats.org/markup-compatibility/2006" xmlns:o="urn:schemas-microsoft-com:office:office" xmlns:r="http://schemas.openxmlformats.org/officeDocument/2006/relationships" xmlns:m="http://schemas.openxmlformats.org/officeDocument/2006/math" xmlns:v="urn:schemas-microsoft-com:vml" xmlns:wp14="http://schemas.microsoft.com/office/word/2010/wordprocessingDrawing" xmlns:wp="http://schemas.openxmlformats.org/drawingml/2006/wordprocessingDrawing" xmlns:w="http://schemas.openxmlformats.org/wordprocessingml/2006/main" xmlns:w14="http://schemas.microsoft.com/office/word/2010/wordml" xmlns:w15="http://schemas.microsoft.com/office/word/2012/wordml" xmlns:w10="urn:schemas-microsoft-com:office:word" xmlns:wpg="http://schemas.microsoft.com/office/word/2010/wordprocessingGroup" xmlns:wpi="http://schemas.microsoft.com/office/word/2010/wordprocessingInk" xmlns:wne="http://schemas.microsoft.com/office/word/2006/wordml" xmlns:wps="http://schemas.microsoft.com/office/word/2010/wordprocessingShape" xmlns:wpsCustomData="http://www.wps.cn/officeDocument/2013/wpsCustomData" mc:Ignorable="w14 w15 wp14">
+  <w15:person w15:author="阿栋">
+    <w15:presenceInfo w15:providerId="None" w15:userId="阿栋"/>
+  </w15:person>
+</w15:people>
 </file>
 
 <file path=word/styles.xml><?xml version="1.0" encoding="utf-8"?>
@@ -14850,7 +15379,7 @@
     <w:lsdException w:qFormat="1" w:unhideWhenUsed="0" w:uiPriority="9" w:semiHidden="0" w:name="heading 1"/>
     <w:lsdException w:qFormat="1" w:uiPriority="9" w:semiHidden="0" w:name="heading 2"/>
     <w:lsdException w:qFormat="1" w:uiPriority="9" w:semiHidden="0" w:name="heading 3"/>
-    <w:lsdException w:qFormat="1" w:uiPriority="9" w:name="heading 4"/>
+    <w:lsdException w:qFormat="1" w:uiPriority="9" w:semiHidden="0" w:name="heading 4"/>
     <w:lsdException w:qFormat="1" w:uiPriority="9" w:name="heading 5"/>
     <w:lsdException w:qFormat="1" w:uiPriority="9" w:name="heading 6"/>
     <w:lsdException w:qFormat="1" w:uiPriority="9" w:name="heading 7"/>
@@ -15117,7 +15646,7 @@
     <w:name w:val="heading 1"/>
     <w:basedOn w:val="1"/>
     <w:next w:val="1"/>
-    <w:link w:val="138"/>
+    <w:link w:val="139"/>
     <w:qFormat/>
     <w:uiPriority w:val="9"/>
     <w:pPr>
@@ -15139,7 +15668,7 @@
     <w:name w:val="heading 2"/>
     <w:basedOn w:val="1"/>
     <w:next w:val="1"/>
-    <w:link w:val="139"/>
+    <w:link w:val="140"/>
     <w:unhideWhenUsed/>
     <w:qFormat/>
     <w:uiPriority w:val="9"/>
@@ -15167,7 +15696,7 @@
     <w:name w:val="heading 3"/>
     <w:basedOn w:val="1"/>
     <w:next w:val="1"/>
-    <w:link w:val="140"/>
+    <w:link w:val="141"/>
     <w:unhideWhenUsed/>
     <w:qFormat/>
     <w:uiPriority w:val="9"/>
@@ -15193,8 +15722,7 @@
     <w:name w:val="heading 4"/>
     <w:basedOn w:val="1"/>
     <w:next w:val="1"/>
-    <w:link w:val="150"/>
-    <w:semiHidden/>
+    <w:link w:val="151"/>
     <w:unhideWhenUsed/>
     <w:qFormat/>
     <w:uiPriority w:val="9"/>
@@ -15222,7 +15750,7 @@
     <w:name w:val="heading 5"/>
     <w:basedOn w:val="1"/>
     <w:next w:val="1"/>
-    <w:link w:val="151"/>
+    <w:link w:val="152"/>
     <w:semiHidden/>
     <w:unhideWhenUsed/>
     <w:qFormat/>
@@ -15242,7 +15770,7 @@
     <w:name w:val="heading 6"/>
     <w:basedOn w:val="1"/>
     <w:next w:val="1"/>
-    <w:link w:val="152"/>
+    <w:link w:val="153"/>
     <w:semiHidden/>
     <w:unhideWhenUsed/>
     <w:qFormat/>
@@ -15264,7 +15792,7 @@
     <w:name w:val="heading 7"/>
     <w:basedOn w:val="1"/>
     <w:next w:val="1"/>
-    <w:link w:val="153"/>
+    <w:link w:val="154"/>
     <w:semiHidden/>
     <w:unhideWhenUsed/>
     <w:qFormat/>
@@ -15294,7 +15822,7 @@
     <w:name w:val="heading 8"/>
     <w:basedOn w:val="1"/>
     <w:next w:val="1"/>
-    <w:link w:val="154"/>
+    <w:link w:val="155"/>
     <w:semiHidden/>
     <w:unhideWhenUsed/>
     <w:qFormat/>
@@ -15321,7 +15849,7 @@
     <w:name w:val="heading 9"/>
     <w:basedOn w:val="1"/>
     <w:next w:val="1"/>
-    <w:link w:val="155"/>
+    <w:link w:val="156"/>
     <w:semiHidden/>
     <w:unhideWhenUsed/>
     <w:qFormat/>
@@ -15349,13 +15877,13 @@
       </w14:textFill>
     </w:rPr>
   </w:style>
-  <w:style w:type="character" w:default="1" w:styleId="132">
+  <w:style w:type="character" w:default="1" w:styleId="133">
     <w:name w:val="Default Paragraph Font"/>
     <w:semiHidden/>
     <w:unhideWhenUsed/>
     <w:uiPriority w:val="1"/>
   </w:style>
-  <w:style w:type="table" w:default="1" w:styleId="32">
+  <w:style w:type="table" w:default="1" w:styleId="33">
     <w:name w:val="Normal Table"/>
     <w:semiHidden/>
     <w:unhideWhenUsed/>
@@ -15371,7 +15899,7 @@
   </w:style>
   <w:style w:type="paragraph" w:styleId="2">
     <w:name w:val="macro"/>
-    <w:link w:val="147"/>
+    <w:link w:val="148"/>
     <w:unhideWhenUsed/>
     <w:uiPriority w:val="99"/>
     <w:pPr>
@@ -15467,9 +15995,19 @@
     </w:pPr>
   </w:style>
   <w:style w:type="paragraph" w:styleId="17">
+    <w:name w:val="annotation text"/>
+    <w:basedOn w:val="1"/>
+    <w:semiHidden/>
+    <w:unhideWhenUsed/>
+    <w:uiPriority w:val="99"/>
+    <w:pPr>
+      <w:jc w:val="left"/>
+    </w:pPr>
+  </w:style>
+  <w:style w:type="paragraph" w:styleId="18">
     <w:name w:val="Body Text 3"/>
     <w:basedOn w:val="1"/>
-    <w:link w:val="146"/>
+    <w:link w:val="147"/>
     <w:unhideWhenUsed/>
     <w:uiPriority w:val="99"/>
     <w:pPr>
@@ -15480,7 +16018,7 @@
       <w:szCs w:val="16"/>
     </w:rPr>
   </w:style>
-  <w:style w:type="paragraph" w:styleId="18">
+  <w:style w:type="paragraph" w:styleId="19">
     <w:name w:val="List Bullet 3"/>
     <w:basedOn w:val="1"/>
     <w:unhideWhenUsed/>
@@ -15493,17 +16031,17 @@
       <w:contextualSpacing/>
     </w:pPr>
   </w:style>
-  <w:style w:type="paragraph" w:styleId="19">
+  <w:style w:type="paragraph" w:styleId="20">
     <w:name w:val="Body Text"/>
     <w:basedOn w:val="1"/>
-    <w:link w:val="144"/>
+    <w:link w:val="145"/>
     <w:unhideWhenUsed/>
     <w:uiPriority w:val="99"/>
     <w:pPr>
       <w:spacing w:after="120"/>
     </w:pPr>
   </w:style>
-  <w:style w:type="paragraph" w:styleId="20">
+  <w:style w:type="paragraph" w:styleId="21">
     <w:name w:val="List Number 3"/>
     <w:basedOn w:val="1"/>
     <w:unhideWhenUsed/>
@@ -15516,7 +16054,7 @@
       <w:contextualSpacing/>
     </w:pPr>
   </w:style>
-  <w:style w:type="paragraph" w:styleId="21">
+  <w:style w:type="paragraph" w:styleId="22">
     <w:name w:val="List 2"/>
     <w:basedOn w:val="1"/>
     <w:unhideWhenUsed/>
@@ -15526,7 +16064,7 @@
       <w:contextualSpacing/>
     </w:pPr>
   </w:style>
-  <w:style w:type="paragraph" w:styleId="22">
+  <w:style w:type="paragraph" w:styleId="23">
     <w:name w:val="List Continue"/>
     <w:basedOn w:val="1"/>
     <w:unhideWhenUsed/>
@@ -15537,7 +16075,7 @@
       <w:contextualSpacing/>
     </w:pPr>
   </w:style>
-  <w:style w:type="paragraph" w:styleId="23">
+  <w:style w:type="paragraph" w:styleId="24">
     <w:name w:val="List Bullet 2"/>
     <w:basedOn w:val="1"/>
     <w:unhideWhenUsed/>
@@ -15550,8 +16088,22 @@
       <w:contextualSpacing/>
     </w:pPr>
   </w:style>
-  <w:style w:type="paragraph" w:styleId="24">
+  <w:style w:type="paragraph" w:styleId="25">
     <w:name w:val="footer"/>
+    <w:basedOn w:val="1"/>
+    <w:link w:val="137"/>
+    <w:unhideWhenUsed/>
+    <w:uiPriority w:val="99"/>
+    <w:pPr>
+      <w:tabs>
+        <w:tab w:val="center" w:pos="4680"/>
+        <w:tab w:val="right" w:pos="9360"/>
+      </w:tabs>
+      <w:spacing w:after="0" w:line="240" w:lineRule="auto"/>
+    </w:pPr>
+  </w:style>
+  <w:style w:type="paragraph" w:styleId="26">
+    <w:name w:val="header"/>
     <w:basedOn w:val="1"/>
     <w:link w:val="136"/>
     <w:unhideWhenUsed/>
@@ -15564,25 +16116,11 @@
       <w:spacing w:after="0" w:line="240" w:lineRule="auto"/>
     </w:pPr>
   </w:style>
-  <w:style w:type="paragraph" w:styleId="25">
-    <w:name w:val="header"/>
-    <w:basedOn w:val="1"/>
-    <w:link w:val="135"/>
-    <w:unhideWhenUsed/>
-    <w:uiPriority w:val="99"/>
-    <w:pPr>
-      <w:tabs>
-        <w:tab w:val="center" w:pos="4680"/>
-        <w:tab w:val="right" w:pos="9360"/>
-      </w:tabs>
-      <w:spacing w:after="0" w:line="240" w:lineRule="auto"/>
-    </w:pPr>
-  </w:style>
-  <w:style w:type="paragraph" w:styleId="26">
+  <w:style w:type="paragraph" w:styleId="27">
     <w:name w:val="Subtitle"/>
     <w:basedOn w:val="1"/>
     <w:next w:val="1"/>
-    <w:link w:val="142"/>
+    <w:link w:val="143"/>
     <w:qFormat/>
     <w:uiPriority w:val="11"/>
     <w:rPr>
@@ -15600,7 +16138,7 @@
       </w14:textFill>
     </w:rPr>
   </w:style>
-  <w:style w:type="paragraph" w:styleId="27">
+  <w:style w:type="paragraph" w:styleId="28">
     <w:name w:val="List"/>
     <w:basedOn w:val="1"/>
     <w:unhideWhenUsed/>
@@ -15610,17 +16148,17 @@
       <w:contextualSpacing/>
     </w:pPr>
   </w:style>
-  <w:style w:type="paragraph" w:styleId="28">
+  <w:style w:type="paragraph" w:styleId="29">
     <w:name w:val="Body Text 2"/>
     <w:basedOn w:val="1"/>
-    <w:link w:val="145"/>
+    <w:link w:val="146"/>
     <w:unhideWhenUsed/>
     <w:uiPriority w:val="99"/>
     <w:pPr>
       <w:spacing w:after="120" w:line="480" w:lineRule="auto"/>
     </w:pPr>
   </w:style>
-  <w:style w:type="paragraph" w:styleId="29">
+  <w:style w:type="paragraph" w:styleId="30">
     <w:name w:val="List Continue 2"/>
     <w:basedOn w:val="1"/>
     <w:unhideWhenUsed/>
@@ -15631,7 +16169,7 @@
       <w:contextualSpacing/>
     </w:pPr>
   </w:style>
-  <w:style w:type="paragraph" w:styleId="30">
+  <w:style w:type="paragraph" w:styleId="31">
     <w:name w:val="List Continue 3"/>
     <w:basedOn w:val="1"/>
     <w:unhideWhenUsed/>
@@ -15642,11 +16180,11 @@
       <w:contextualSpacing/>
     </w:pPr>
   </w:style>
-  <w:style w:type="paragraph" w:styleId="31">
+  <w:style w:type="paragraph" w:styleId="32">
     <w:name w:val="Title"/>
     <w:basedOn w:val="1"/>
     <w:next w:val="1"/>
-    <w:link w:val="141"/>
+    <w:link w:val="142"/>
     <w:qFormat/>
     <w:uiPriority w:val="10"/>
     <w:pPr>
@@ -15665,9 +16203,9 @@
       <w:szCs w:val="52"/>
     </w:rPr>
   </w:style>
-  <w:style w:type="table" w:styleId="33">
+  <w:style w:type="table" w:styleId="34">
     <w:name w:val="Table Grid"/>
-    <w:basedOn w:val="32"/>
+    <w:basedOn w:val="33"/>
     <w:uiPriority w:val="59"/>
     <w:pPr>
       <w:spacing w:after="0" w:line="240" w:lineRule="auto"/>
@@ -15689,9 +16227,9 @@
       </w:tblCellMar>
     </w:tblPr>
   </w:style>
-  <w:style w:type="table" w:styleId="34">
+  <w:style w:type="table" w:styleId="35">
     <w:name w:val="Light Shading"/>
-    <w:basedOn w:val="32"/>
+    <w:basedOn w:val="33"/>
     <w:uiPriority w:val="60"/>
     <w:pPr>
       <w:spacing w:after="0" w:line="240" w:lineRule="auto"/>
@@ -15788,9 +16326,9 @@
       </w:tcPr>
     </w:tblStylePr>
   </w:style>
-  <w:style w:type="table" w:styleId="35">
+  <w:style w:type="table" w:styleId="36">
     <w:name w:val="Light Shading Accent 1"/>
-    <w:basedOn w:val="32"/>
+    <w:basedOn w:val="33"/>
     <w:uiPriority w:val="60"/>
     <w:pPr>
       <w:spacing w:after="0" w:line="240" w:lineRule="auto"/>
@@ -15887,9 +16425,9 @@
       </w:tcPr>
     </w:tblStylePr>
   </w:style>
-  <w:style w:type="table" w:styleId="36">
+  <w:style w:type="table" w:styleId="37">
     <w:name w:val="Light Shading Accent 2"/>
-    <w:basedOn w:val="32"/>
+    <w:basedOn w:val="33"/>
     <w:uiPriority w:val="60"/>
     <w:pPr>
       <w:spacing w:after="0" w:line="240" w:lineRule="auto"/>
@@ -15986,9 +16524,9 @@
       </w:tcPr>
     </w:tblStylePr>
   </w:style>
-  <w:style w:type="table" w:styleId="37">
+  <w:style w:type="table" w:styleId="38">
     <w:name w:val="Light Shading Accent 3"/>
-    <w:basedOn w:val="32"/>
+    <w:basedOn w:val="33"/>
     <w:uiPriority w:val="60"/>
     <w:pPr>
       <w:spacing w:after="0" w:line="240" w:lineRule="auto"/>
@@ -16085,9 +16623,9 @@
       </w:tcPr>
     </w:tblStylePr>
   </w:style>
-  <w:style w:type="table" w:styleId="38">
+  <w:style w:type="table" w:styleId="39">
     <w:name w:val="Light Shading Accent 4"/>
-    <w:basedOn w:val="32"/>
+    <w:basedOn w:val="33"/>
     <w:uiPriority w:val="60"/>
     <w:pPr>
       <w:spacing w:after="0" w:line="240" w:lineRule="auto"/>
@@ -16184,9 +16722,9 @@
       </w:tcPr>
     </w:tblStylePr>
   </w:style>
-  <w:style w:type="table" w:styleId="39">
+  <w:style w:type="table" w:styleId="40">
     <w:name w:val="Light Shading Accent 5"/>
-    <w:basedOn w:val="32"/>
+    <w:basedOn w:val="33"/>
     <w:uiPriority w:val="60"/>
     <w:pPr>
       <w:spacing w:after="0" w:line="240" w:lineRule="auto"/>
@@ -16283,9 +16821,9 @@
       </w:tcPr>
     </w:tblStylePr>
   </w:style>
-  <w:style w:type="table" w:styleId="40">
+  <w:style w:type="table" w:styleId="41">
     <w:name w:val="Light Shading Accent 6"/>
-    <w:basedOn w:val="32"/>
+    <w:basedOn w:val="33"/>
     <w:uiPriority w:val="60"/>
     <w:pPr>
       <w:spacing w:after="0" w:line="240" w:lineRule="auto"/>
@@ -16382,9 +16920,9 @@
       </w:tcPr>
     </w:tblStylePr>
   </w:style>
-  <w:style w:type="table" w:styleId="41">
+  <w:style w:type="table" w:styleId="42">
     <w:name w:val="Light List"/>
-    <w:basedOn w:val="32"/>
+    <w:basedOn w:val="33"/>
     <w:uiPriority w:val="61"/>
     <w:pPr>
       <w:spacing w:after="0" w:line="240" w:lineRule="auto"/>
@@ -16475,9 +17013,9 @@
       </w:tcPr>
     </w:tblStylePr>
   </w:style>
-  <w:style w:type="table" w:styleId="42">
+  <w:style w:type="table" w:styleId="43">
     <w:name w:val="Light List Accent 1"/>
-    <w:basedOn w:val="32"/>
+    <w:basedOn w:val="33"/>
     <w:uiPriority w:val="61"/>
     <w:pPr>
       <w:spacing w:after="0" w:line="240" w:lineRule="auto"/>
@@ -16568,9 +17106,9 @@
       </w:tcPr>
     </w:tblStylePr>
   </w:style>
-  <w:style w:type="table" w:styleId="43">
+  <w:style w:type="table" w:styleId="44">
     <w:name w:val="Light List Accent 2"/>
-    <w:basedOn w:val="32"/>
+    <w:basedOn w:val="33"/>
     <w:uiPriority w:val="61"/>
     <w:pPr>
       <w:spacing w:after="0" w:line="240" w:lineRule="auto"/>
@@ -16661,9 +17199,9 @@
       </w:tcPr>
     </w:tblStylePr>
   </w:style>
-  <w:style w:type="table" w:styleId="44">
+  <w:style w:type="table" w:styleId="45">
     <w:name w:val="Light List Accent 3"/>
-    <w:basedOn w:val="32"/>
+    <w:basedOn w:val="33"/>
     <w:uiPriority w:val="61"/>
     <w:pPr>
       <w:spacing w:after="0" w:line="240" w:lineRule="auto"/>
@@ -16754,9 +17292,9 @@
       </w:tcPr>
     </w:tblStylePr>
   </w:style>
-  <w:style w:type="table" w:styleId="45">
+  <w:style w:type="table" w:styleId="46">
     <w:name w:val="Light List Accent 4"/>
-    <w:basedOn w:val="32"/>
+    <w:basedOn w:val="33"/>
     <w:uiPriority w:val="61"/>
     <w:pPr>
       <w:spacing w:after="0" w:line="240" w:lineRule="auto"/>
@@ -16847,9 +17385,9 @@
       </w:tcPr>
     </w:tblStylePr>
   </w:style>
-  <w:style w:type="table" w:styleId="46">
+  <w:style w:type="table" w:styleId="47">
     <w:name w:val="Light List Accent 5"/>
-    <w:basedOn w:val="32"/>
+    <w:basedOn w:val="33"/>
     <w:uiPriority w:val="61"/>
     <w:pPr>
       <w:spacing w:after="0" w:line="240" w:lineRule="auto"/>
@@ -16940,9 +17478,9 @@
       </w:tcPr>
     </w:tblStylePr>
   </w:style>
-  <w:style w:type="table" w:styleId="47">
+  <w:style w:type="table" w:styleId="48">
     <w:name w:val="Light List Accent 6"/>
-    <w:basedOn w:val="32"/>
+    <w:basedOn w:val="33"/>
     <w:uiPriority w:val="61"/>
     <w:pPr>
       <w:spacing w:after="0" w:line="240" w:lineRule="auto"/>
@@ -17033,9 +17571,9 @@
       </w:tcPr>
     </w:tblStylePr>
   </w:style>
-  <w:style w:type="table" w:styleId="48">
+  <w:style w:type="table" w:styleId="49">
     <w:name w:val="Light Grid"/>
-    <w:basedOn w:val="32"/>
+    <w:basedOn w:val="33"/>
     <w:uiPriority w:val="62"/>
     <w:pPr>
       <w:spacing w:after="0" w:line="240" w:lineRule="auto"/>
@@ -17159,9 +17697,9 @@
       </w:tcPr>
     </w:tblStylePr>
   </w:style>
-  <w:style w:type="table" w:styleId="49">
+  <w:style w:type="table" w:styleId="50">
     <w:name w:val="Light Grid Accent 1"/>
-    <w:basedOn w:val="32"/>
+    <w:basedOn w:val="33"/>
     <w:uiPriority w:val="62"/>
     <w:pPr>
       <w:spacing w:after="0" w:line="240" w:lineRule="auto"/>
@@ -17285,9 +17823,9 @@
       </w:tcPr>
     </w:tblStylePr>
   </w:style>
-  <w:style w:type="table" w:styleId="50">
+  <w:style w:type="table" w:styleId="51">
     <w:name w:val="Light Grid Accent 2"/>
-    <w:basedOn w:val="32"/>
+    <w:basedOn w:val="33"/>
     <w:uiPriority w:val="62"/>
     <w:pPr>
       <w:spacing w:after="0" w:line="240" w:lineRule="auto"/>
@@ -17411,9 +17949,9 @@
       </w:tcPr>
     </w:tblStylePr>
   </w:style>
-  <w:style w:type="table" w:styleId="51">
+  <w:style w:type="table" w:styleId="52">
     <w:name w:val="Light Grid Accent 3"/>
-    <w:basedOn w:val="32"/>
+    <w:basedOn w:val="33"/>
     <w:uiPriority w:val="62"/>
     <w:pPr>
       <w:spacing w:after="0" w:line="240" w:lineRule="auto"/>
@@ -17537,9 +18075,9 @@
       </w:tcPr>
     </w:tblStylePr>
   </w:style>
-  <w:style w:type="table" w:styleId="52">
+  <w:style w:type="table" w:styleId="53">
     <w:name w:val="Light Grid Accent 4"/>
-    <w:basedOn w:val="32"/>
+    <w:basedOn w:val="33"/>
     <w:uiPriority w:val="62"/>
     <w:pPr>
       <w:spacing w:after="0" w:line="240" w:lineRule="auto"/>
@@ -17663,9 +18201,9 @@
       </w:tcPr>
     </w:tblStylePr>
   </w:style>
-  <w:style w:type="table" w:styleId="53">
+  <w:style w:type="table" w:styleId="54">
     <w:name w:val="Light Grid Accent 5"/>
-    <w:basedOn w:val="32"/>
+    <w:basedOn w:val="33"/>
     <w:uiPriority w:val="62"/>
     <w:pPr>
       <w:spacing w:after="0" w:line="240" w:lineRule="auto"/>
@@ -17789,9 +18327,9 @@
       </w:tcPr>
     </w:tblStylePr>
   </w:style>
-  <w:style w:type="table" w:styleId="54">
+  <w:style w:type="table" w:styleId="55">
     <w:name w:val="Light Grid Accent 6"/>
-    <w:basedOn w:val="32"/>
+    <w:basedOn w:val="33"/>
     <w:uiPriority w:val="62"/>
     <w:pPr>
       <w:spacing w:after="0" w:line="240" w:lineRule="auto"/>
@@ -17915,9 +18453,9 @@
       </w:tcPr>
     </w:tblStylePr>
   </w:style>
-  <w:style w:type="table" w:styleId="55">
+  <w:style w:type="table" w:styleId="56">
     <w:name w:val="Medium Shading 1"/>
-    <w:basedOn w:val="32"/>
+    <w:basedOn w:val="33"/>
     <w:uiPriority w:val="63"/>
     <w:pPr>
       <w:spacing w:after="0" w:line="240" w:lineRule="auto"/>
@@ -18022,9 +18560,9 @@
       </w:tcPr>
     </w:tblStylePr>
   </w:style>
-  <w:style w:type="table" w:styleId="56">
+  <w:style w:type="table" w:styleId="57">
     <w:name w:val="Medium Shading 1 Accent 1"/>
-    <w:basedOn w:val="32"/>
+    <w:basedOn w:val="33"/>
     <w:uiPriority w:val="63"/>
     <w:pPr>
       <w:spacing w:after="0" w:line="240" w:lineRule="auto"/>
@@ -18129,9 +18667,9 @@
       </w:tcPr>
     </w:tblStylePr>
   </w:style>
-  <w:style w:type="table" w:styleId="57">
+  <w:style w:type="table" w:styleId="58">
     <w:name w:val="Medium Shading 1 Accent 2"/>
-    <w:basedOn w:val="32"/>
+    <w:basedOn w:val="33"/>
     <w:uiPriority w:val="63"/>
     <w:pPr>
       <w:spacing w:after="0" w:line="240" w:lineRule="auto"/>
@@ -18236,9 +18774,9 @@
       </w:tcPr>
     </w:tblStylePr>
   </w:style>
-  <w:style w:type="table" w:styleId="58">
+  <w:style w:type="table" w:styleId="59">
     <w:name w:val="Medium Shading 1 Accent 3"/>
-    <w:basedOn w:val="32"/>
+    <w:basedOn w:val="33"/>
     <w:uiPriority w:val="63"/>
     <w:pPr>
       <w:spacing w:after="0" w:line="240" w:lineRule="auto"/>
@@ -18343,9 +18881,9 @@
       </w:tcPr>
     </w:tblStylePr>
   </w:style>
-  <w:style w:type="table" w:styleId="59">
+  <w:style w:type="table" w:styleId="60">
     <w:name w:val="Medium Shading 1 Accent 4"/>
-    <w:basedOn w:val="32"/>
+    <w:basedOn w:val="33"/>
     <w:uiPriority w:val="63"/>
     <w:pPr>
       <w:spacing w:after="0" w:line="240" w:lineRule="auto"/>
@@ -18450,9 +18988,9 @@
       </w:tcPr>
     </w:tblStylePr>
   </w:style>
-  <w:style w:type="table" w:styleId="60">
+  <w:style w:type="table" w:styleId="61">
     <w:name w:val="Medium Shading 1 Accent 5"/>
-    <w:basedOn w:val="32"/>
+    <w:basedOn w:val="33"/>
     <w:uiPriority w:val="63"/>
     <w:pPr>
       <w:spacing w:after="0" w:line="240" w:lineRule="auto"/>
@@ -18557,9 +19095,9 @@
       </w:tcPr>
     </w:tblStylePr>
   </w:style>
-  <w:style w:type="table" w:styleId="61">
+  <w:style w:type="table" w:styleId="62">
     <w:name w:val="Medium Shading 1 Accent 6"/>
-    <w:basedOn w:val="32"/>
+    <w:basedOn w:val="33"/>
     <w:uiPriority w:val="63"/>
     <w:pPr>
       <w:spacing w:after="0" w:line="240" w:lineRule="auto"/>
@@ -18664,9 +19202,9 @@
       </w:tcPr>
     </w:tblStylePr>
   </w:style>
-  <w:style w:type="table" w:styleId="62">
+  <w:style w:type="table" w:styleId="63">
     <w:name w:val="Medium Shading 2"/>
-    <w:basedOn w:val="32"/>
+    <w:basedOn w:val="33"/>
     <w:uiPriority w:val="64"/>
     <w:pPr>
       <w:spacing w:after="0" w:line="240" w:lineRule="auto"/>
@@ -18829,9 +19367,9 @@
       </w:tcPr>
     </w:tblStylePr>
   </w:style>
-  <w:style w:type="table" w:styleId="63">
+  <w:style w:type="table" w:styleId="64">
     <w:name w:val="Medium Shading 2 Accent 1"/>
-    <w:basedOn w:val="32"/>
+    <w:basedOn w:val="33"/>
     <w:uiPriority w:val="64"/>
     <w:pPr>
       <w:spacing w:after="0" w:line="240" w:lineRule="auto"/>
@@ -18994,9 +19532,9 @@
       </w:tcPr>
     </w:tblStylePr>
   </w:style>
-  <w:style w:type="table" w:styleId="64">
+  <w:style w:type="table" w:styleId="65">
     <w:name w:val="Medium Shading 2 Accent 2"/>
-    <w:basedOn w:val="32"/>
+    <w:basedOn w:val="33"/>
     <w:uiPriority w:val="64"/>
     <w:pPr>
       <w:spacing w:after="0" w:line="240" w:lineRule="auto"/>
@@ -19159,9 +19697,9 @@
       </w:tcPr>
     </w:tblStylePr>
   </w:style>
-  <w:style w:type="table" w:styleId="65">
+  <w:style w:type="table" w:styleId="66">
     <w:name w:val="Medium Shading 2 Accent 3"/>
-    <w:basedOn w:val="32"/>
+    <w:basedOn w:val="33"/>
     <w:uiPriority w:val="64"/>
     <w:pPr>
       <w:spacing w:after="0" w:line="240" w:lineRule="auto"/>
@@ -19324,9 +19862,9 @@
       </w:tcPr>
     </w:tblStylePr>
   </w:style>
-  <w:style w:type="table" w:styleId="66">
+  <w:style w:type="table" w:styleId="67">
     <w:name w:val="Medium Shading 2 Accent 4"/>
-    <w:basedOn w:val="32"/>
+    <w:basedOn w:val="33"/>
     <w:uiPriority w:val="64"/>
     <w:pPr>
       <w:spacing w:after="0" w:line="240" w:lineRule="auto"/>
@@ -19489,9 +20027,9 @@
       </w:tcPr>
     </w:tblStylePr>
   </w:style>
-  <w:style w:type="table" w:styleId="67">
+  <w:style w:type="table" w:styleId="68">
     <w:name w:val="Medium Shading 2 Accent 5"/>
-    <w:basedOn w:val="32"/>
+    <w:basedOn w:val="33"/>
     <w:uiPriority w:val="64"/>
     <w:pPr>
       <w:spacing w:after="0" w:line="240" w:lineRule="auto"/>
@@ -19654,9 +20192,9 @@
       </w:tcPr>
     </w:tblStylePr>
   </w:style>
-  <w:style w:type="table" w:styleId="68">
+  <w:style w:type="table" w:styleId="69">
     <w:name w:val="Medium Shading 2 Accent 6"/>
-    <w:basedOn w:val="32"/>
+    <w:basedOn w:val="33"/>
     <w:uiPriority w:val="64"/>
     <w:pPr>
       <w:spacing w:after="0" w:line="240" w:lineRule="auto"/>
@@ -19819,9 +20357,9 @@
       </w:tcPr>
     </w:tblStylePr>
   </w:style>
-  <w:style w:type="table" w:styleId="69">
+  <w:style w:type="table" w:styleId="70">
     <w:name w:val="Medium List 1"/>
-    <w:basedOn w:val="32"/>
+    <w:basedOn w:val="33"/>
     <w:uiPriority w:val="65"/>
     <w:pPr>
       <w:spacing w:after="0" w:line="240" w:lineRule="auto"/>
@@ -19909,9 +20447,9 @@
       </w:tcPr>
     </w:tblStylePr>
   </w:style>
-  <w:style w:type="table" w:styleId="70">
+  <w:style w:type="table" w:styleId="71">
     <w:name w:val="Medium List 1 Accent 1"/>
-    <w:basedOn w:val="32"/>
+    <w:basedOn w:val="33"/>
     <w:uiPriority w:val="65"/>
     <w:pPr>
       <w:spacing w:after="0" w:line="240" w:lineRule="auto"/>
@@ -19999,9 +20537,9 @@
       </w:tcPr>
     </w:tblStylePr>
   </w:style>
-  <w:style w:type="table" w:styleId="71">
+  <w:style w:type="table" w:styleId="72">
     <w:name w:val="Medium List 1 Accent 2"/>
-    <w:basedOn w:val="32"/>
+    <w:basedOn w:val="33"/>
     <w:uiPriority w:val="65"/>
     <w:pPr>
       <w:spacing w:after="0" w:line="240" w:lineRule="auto"/>
@@ -20089,9 +20627,9 @@
       </w:tcPr>
     </w:tblStylePr>
   </w:style>
-  <w:style w:type="table" w:styleId="72">
+  <w:style w:type="table" w:styleId="73">
     <w:name w:val="Medium List 1 Accent 3"/>
-    <w:basedOn w:val="32"/>
+    <w:basedOn w:val="33"/>
     <w:uiPriority w:val="65"/>
     <w:pPr>
       <w:spacing w:after="0" w:line="240" w:lineRule="auto"/>
@@ -20179,9 +20717,9 @@
       </w:tcPr>
     </w:tblStylePr>
   </w:style>
-  <w:style w:type="table" w:styleId="73">
+  <w:style w:type="table" w:styleId="74">
     <w:name w:val="Medium List 1 Accent 4"/>
-    <w:basedOn w:val="32"/>
+    <w:basedOn w:val="33"/>
     <w:uiPriority w:val="65"/>
     <w:pPr>
       <w:spacing w:after="0" w:line="240" w:lineRule="auto"/>
@@ -20269,9 +20807,9 @@
       </w:tcPr>
     </w:tblStylePr>
   </w:style>
-  <w:style w:type="table" w:styleId="74">
+  <w:style w:type="table" w:styleId="75">
     <w:name w:val="Medium List 1 Accent 5"/>
-    <w:basedOn w:val="32"/>
+    <w:basedOn w:val="33"/>
     <w:uiPriority w:val="65"/>
     <w:pPr>
       <w:spacing w:after="0" w:line="240" w:lineRule="auto"/>
@@ -20359,9 +20897,9 @@
       </w:tcPr>
     </w:tblStylePr>
   </w:style>
-  <w:style w:type="table" w:styleId="75">
+  <w:style w:type="table" w:styleId="76">
     <w:name w:val="Medium List 1 Accent 6"/>
-    <w:basedOn w:val="32"/>
+    <w:basedOn w:val="33"/>
     <w:uiPriority w:val="65"/>
     <w:pPr>
       <w:spacing w:after="0" w:line="240" w:lineRule="auto"/>
@@ -20449,9 +20987,9 @@
       </w:tcPr>
     </w:tblStylePr>
   </w:style>
-  <w:style w:type="table" w:styleId="76">
+  <w:style w:type="table" w:styleId="77">
     <w:name w:val="Medium List 2"/>
-    <w:basedOn w:val="32"/>
+    <w:basedOn w:val="33"/>
     <w:uiPriority w:val="66"/>
     <w:pPr>
       <w:spacing w:after="0" w:line="240" w:lineRule="auto"/>
@@ -20578,9 +21116,9 @@
       </w:tcPr>
     </w:tblStylePr>
   </w:style>
-  <w:style w:type="table" w:styleId="77">
+  <w:style w:type="table" w:styleId="78">
     <w:name w:val="Medium List 2 Accent 1"/>
-    <w:basedOn w:val="32"/>
+    <w:basedOn w:val="33"/>
     <w:uiPriority w:val="66"/>
     <w:pPr>
       <w:spacing w:after="0" w:line="240" w:lineRule="auto"/>
@@ -20707,9 +21245,9 @@
       </w:tcPr>
     </w:tblStylePr>
   </w:style>
-  <w:style w:type="table" w:styleId="78">
+  <w:style w:type="table" w:styleId="79">
     <w:name w:val="Medium List 2 Accent 2"/>
-    <w:basedOn w:val="32"/>
+    <w:basedOn w:val="33"/>
     <w:uiPriority w:val="66"/>
     <w:pPr>
       <w:spacing w:after="0" w:line="240" w:lineRule="auto"/>
@@ -20836,9 +21374,9 @@
       </w:tcPr>
     </w:tblStylePr>
   </w:style>
-  <w:style w:type="table" w:styleId="79">
+  <w:style w:type="table" w:styleId="80">
     <w:name w:val="Medium List 2 Accent 3"/>
-    <w:basedOn w:val="32"/>
+    <w:basedOn w:val="33"/>
     <w:uiPriority w:val="66"/>
     <w:pPr>
       <w:spacing w:after="0" w:line="240" w:lineRule="auto"/>
@@ -20965,9 +21503,9 @@
       </w:tcPr>
     </w:tblStylePr>
   </w:style>
-  <w:style w:type="table" w:styleId="80">
+  <w:style w:type="table" w:styleId="81">
     <w:name w:val="Medium List 2 Accent 4"/>
-    <w:basedOn w:val="32"/>
+    <w:basedOn w:val="33"/>
     <w:uiPriority w:val="66"/>
     <w:pPr>
       <w:spacing w:after="0" w:line="240" w:lineRule="auto"/>
@@ -21094,9 +21632,9 @@
       </w:tcPr>
     </w:tblStylePr>
   </w:style>
-  <w:style w:type="table" w:styleId="81">
+  <w:style w:type="table" w:styleId="82">
     <w:name w:val="Medium List 2 Accent 5"/>
-    <w:basedOn w:val="32"/>
+    <w:basedOn w:val="33"/>
     <w:uiPriority w:val="66"/>
     <w:pPr>
       <w:spacing w:after="0" w:line="240" w:lineRule="auto"/>
@@ -21223,9 +21761,9 @@
       </w:tcPr>
     </w:tblStylePr>
   </w:style>
-  <w:style w:type="table" w:styleId="82">
+  <w:style w:type="table" w:styleId="83">
     <w:name w:val="Medium List 2 Accent 6"/>
-    <w:basedOn w:val="32"/>
+    <w:basedOn w:val="33"/>
     <w:uiPriority w:val="66"/>
     <w:pPr>
       <w:spacing w:after="0" w:line="240" w:lineRule="auto"/>
@@ -21352,9 +21890,9 @@
       </w:tcPr>
     </w:tblStylePr>
   </w:style>
-  <w:style w:type="table" w:styleId="83">
+  <w:style w:type="table" w:styleId="84">
     <w:name w:val="Medium Grid 1"/>
-    <w:basedOn w:val="32"/>
+    <w:basedOn w:val="33"/>
     <w:uiPriority w:val="67"/>
     <w:pPr>
       <w:spacing w:after="0" w:line="240" w:lineRule="auto"/>
@@ -21421,9 +21959,9 @@
       </w:tcPr>
     </w:tblStylePr>
   </w:style>
-  <w:style w:type="table" w:styleId="84">
+  <w:style w:type="table" w:styleId="85">
     <w:name w:val="Medium Grid 1 Accent 1"/>
-    <w:basedOn w:val="32"/>
+    <w:basedOn w:val="33"/>
     <w:uiPriority w:val="67"/>
     <w:pPr>
       <w:spacing w:after="0" w:line="240" w:lineRule="auto"/>
@@ -21490,9 +22028,9 @@
       </w:tcPr>
     </w:tblStylePr>
   </w:style>
-  <w:style w:type="table" w:styleId="85">
+  <w:style w:type="table" w:styleId="86">
     <w:name w:val="Medium Grid 1 Accent 2"/>
-    <w:basedOn w:val="32"/>
+    <w:basedOn w:val="33"/>
     <w:uiPriority w:val="67"/>
     <w:pPr>
       <w:spacing w:after="0" w:line="240" w:lineRule="auto"/>
@@ -21559,9 +22097,9 @@
       </w:tcPr>
     </w:tblStylePr>
   </w:style>
-  <w:style w:type="table" w:styleId="86">
+  <w:style w:type="table" w:styleId="87">
     <w:name w:val="Medium Grid 1 Accent 3"/>
-    <w:basedOn w:val="32"/>
+    <w:basedOn w:val="33"/>
     <w:uiPriority w:val="67"/>
     <w:pPr>
       <w:spacing w:after="0" w:line="240" w:lineRule="auto"/>
@@ -21628,9 +22166,9 @@
       </w:tcPr>
     </w:tblStylePr>
   </w:style>
-  <w:style w:type="table" w:styleId="87">
+  <w:style w:type="table" w:styleId="88">
     <w:name w:val="Medium Grid 1 Accent 4"/>
-    <w:basedOn w:val="32"/>
+    <w:basedOn w:val="33"/>
     <w:uiPriority w:val="67"/>
     <w:pPr>
       <w:spacing w:after="0" w:line="240" w:lineRule="auto"/>
@@ -21697,9 +22235,9 @@
       </w:tcPr>
     </w:tblStylePr>
   </w:style>
-  <w:style w:type="table" w:styleId="88">
+  <w:style w:type="table" w:styleId="89">
     <w:name w:val="Medium Grid 1 Accent 5"/>
-    <w:basedOn w:val="32"/>
+    <w:basedOn w:val="33"/>
     <w:uiPriority w:val="67"/>
     <w:pPr>
       <w:spacing w:after="0" w:line="240" w:lineRule="auto"/>
@@ -21766,9 +22304,9 @@
       </w:tcPr>
     </w:tblStylePr>
   </w:style>
-  <w:style w:type="table" w:styleId="89">
+  <w:style w:type="table" w:styleId="90">
     <w:name w:val="Medium Grid 1 Accent 6"/>
-    <w:basedOn w:val="32"/>
+    <w:basedOn w:val="33"/>
     <w:uiPriority w:val="67"/>
     <w:pPr>
       <w:spacing w:after="0" w:line="240" w:lineRule="auto"/>
@@ -21835,9 +22373,9 @@
       </w:tcPr>
     </w:tblStylePr>
   </w:style>
-  <w:style w:type="table" w:styleId="90">
+  <w:style w:type="table" w:styleId="91">
     <w:name w:val="Medium Grid 2"/>
-    <w:basedOn w:val="32"/>
+    <w:basedOn w:val="33"/>
     <w:uiPriority w:val="68"/>
     <w:pPr>
       <w:spacing w:after="0" w:line="240" w:lineRule="auto"/>
@@ -21981,9 +22519,9 @@
       </w:tcPr>
     </w:tblStylePr>
   </w:style>
-  <w:style w:type="table" w:styleId="91">
+  <w:style w:type="table" w:styleId="92">
     <w:name w:val="Medium Grid 2 Accent 1"/>
-    <w:basedOn w:val="32"/>
+    <w:basedOn w:val="33"/>
     <w:uiPriority w:val="68"/>
     <w:pPr>
       <w:spacing w:after="0" w:line="240" w:lineRule="auto"/>
@@ -22127,9 +22665,9 @@
       </w:tcPr>
     </w:tblStylePr>
   </w:style>
-  <w:style w:type="table" w:styleId="92">
+  <w:style w:type="table" w:styleId="93">
     <w:name w:val="Medium Grid 2 Accent 2"/>
-    <w:basedOn w:val="32"/>
+    <w:basedOn w:val="33"/>
     <w:uiPriority w:val="68"/>
     <w:pPr>
       <w:spacing w:after="0" w:line="240" w:lineRule="auto"/>
@@ -22273,9 +22811,9 @@
       </w:tcPr>
     </w:tblStylePr>
   </w:style>
-  <w:style w:type="table" w:styleId="93">
+  <w:style w:type="table" w:styleId="94">
     <w:name w:val="Medium Grid 2 Accent 3"/>
-    <w:basedOn w:val="32"/>
+    <w:basedOn w:val="33"/>
     <w:uiPriority w:val="68"/>
     <w:pPr>
       <w:spacing w:after="0" w:line="240" w:lineRule="auto"/>
@@ -22419,9 +22957,9 @@
       </w:tcPr>
     </w:tblStylePr>
   </w:style>
-  <w:style w:type="table" w:styleId="94">
+  <w:style w:type="table" w:styleId="95">
     <w:name w:val="Medium Grid 2 Accent 4"/>
-    <w:basedOn w:val="32"/>
+    <w:basedOn w:val="33"/>
     <w:uiPriority w:val="68"/>
     <w:pPr>
       <w:spacing w:after="0" w:line="240" w:lineRule="auto"/>
@@ -22565,9 +23103,9 @@
       </w:tcPr>
     </w:tblStylePr>
   </w:style>
-  <w:style w:type="table" w:styleId="95">
+  <w:style w:type="table" w:styleId="96">
     <w:name w:val="Medium Grid 2 Accent 5"/>
-    <w:basedOn w:val="32"/>
+    <w:basedOn w:val="33"/>
     <w:uiPriority w:val="68"/>
     <w:pPr>
       <w:spacing w:after="0" w:line="240" w:lineRule="auto"/>
@@ -22711,9 +23249,9 @@
       </w:tcPr>
     </w:tblStylePr>
   </w:style>
-  <w:style w:type="table" w:styleId="96">
+  <w:style w:type="table" w:styleId="97">
     <w:name w:val="Medium Grid 2 Accent 6"/>
-    <w:basedOn w:val="32"/>
+    <w:basedOn w:val="33"/>
     <w:uiPriority w:val="68"/>
     <w:pPr>
       <w:spacing w:after="0" w:line="240" w:lineRule="auto"/>
@@ -22857,9 +23395,9 @@
       </w:tcPr>
     </w:tblStylePr>
   </w:style>
-  <w:style w:type="table" w:styleId="97">
+  <w:style w:type="table" w:styleId="98">
     <w:name w:val="Medium Grid 3"/>
-    <w:basedOn w:val="32"/>
+    <w:basedOn w:val="33"/>
     <w:uiPriority w:val="69"/>
     <w:pPr>
       <w:spacing w:after="0" w:line="240" w:lineRule="auto"/>
@@ -23014,9 +23552,9 @@
       </w:tcPr>
     </w:tblStylePr>
   </w:style>
-  <w:style w:type="table" w:styleId="98">
+  <w:style w:type="table" w:styleId="99">
     <w:name w:val="Medium Grid 3 Accent 1"/>
-    <w:basedOn w:val="32"/>
+    <w:basedOn w:val="33"/>
     <w:uiPriority w:val="69"/>
     <w:pPr>
       <w:spacing w:after="0" w:line="240" w:lineRule="auto"/>
@@ -23171,9 +23709,9 @@
       </w:tcPr>
     </w:tblStylePr>
   </w:style>
-  <w:style w:type="table" w:styleId="99">
+  <w:style w:type="table" w:styleId="100">
     <w:name w:val="Medium Grid 3 Accent 2"/>
-    <w:basedOn w:val="32"/>
+    <w:basedOn w:val="33"/>
     <w:uiPriority w:val="69"/>
     <w:pPr>
       <w:spacing w:after="0" w:line="240" w:lineRule="auto"/>
@@ -23328,9 +23866,9 @@
       </w:tcPr>
     </w:tblStylePr>
   </w:style>
-  <w:style w:type="table" w:styleId="100">
+  <w:style w:type="table" w:styleId="101">
     <w:name w:val="Medium Grid 3 Accent 3"/>
-    <w:basedOn w:val="32"/>
+    <w:basedOn w:val="33"/>
     <w:uiPriority w:val="69"/>
     <w:pPr>
       <w:spacing w:after="0" w:line="240" w:lineRule="auto"/>
@@ -23485,9 +24023,9 @@
       </w:tcPr>
     </w:tblStylePr>
   </w:style>
-  <w:style w:type="table" w:styleId="101">
+  <w:style w:type="table" w:styleId="102">
     <w:name w:val="Medium Grid 3 Accent 4"/>
-    <w:basedOn w:val="32"/>
+    <w:basedOn w:val="33"/>
     <w:uiPriority w:val="69"/>
     <w:pPr>
       <w:spacing w:after="0" w:line="240" w:lineRule="auto"/>
@@ -23642,9 +24180,9 @@
       </w:tcPr>
     </w:tblStylePr>
   </w:style>
-  <w:style w:type="table" w:styleId="102">
+  <w:style w:type="table" w:styleId="103">
     <w:name w:val="Medium Grid 3 Accent 5"/>
-    <w:basedOn w:val="32"/>
+    <w:basedOn w:val="33"/>
     <w:uiPriority w:val="69"/>
     <w:pPr>
       <w:spacing w:after="0" w:line="240" w:lineRule="auto"/>
@@ -23799,9 +24337,9 @@
       </w:tcPr>
     </w:tblStylePr>
   </w:style>
-  <w:style w:type="table" w:styleId="103">
+  <w:style w:type="table" w:styleId="104">
     <w:name w:val="Medium Grid 3 Accent 6"/>
-    <w:basedOn w:val="32"/>
+    <w:basedOn w:val="33"/>
     <w:uiPriority w:val="69"/>
     <w:pPr>
       <w:spacing w:after="0" w:line="240" w:lineRule="auto"/>
@@ -23956,9 +24494,9 @@
       </w:tcPr>
     </w:tblStylePr>
   </w:style>
-  <w:style w:type="table" w:styleId="104">
+  <w:style w:type="table" w:styleId="105">
     <w:name w:val="Dark List"/>
-    <w:basedOn w:val="32"/>
+    <w:basedOn w:val="33"/>
     <w:uiPriority w:val="70"/>
     <w:pPr>
       <w:spacing w:after="0" w:line="240" w:lineRule="auto"/>
@@ -24071,9 +24609,9 @@
       </w:tcPr>
     </w:tblStylePr>
   </w:style>
-  <w:style w:type="table" w:styleId="105">
+  <w:style w:type="table" w:styleId="106">
     <w:name w:val="Dark List Accent 1"/>
-    <w:basedOn w:val="32"/>
+    <w:basedOn w:val="33"/>
     <w:uiPriority w:val="70"/>
     <w:pPr>
       <w:spacing w:after="0" w:line="240" w:lineRule="auto"/>
@@ -24186,9 +24724,9 @@
       </w:tcPr>
     </w:tblStylePr>
   </w:style>
-  <w:style w:type="table" w:styleId="106">
+  <w:style w:type="table" w:styleId="107">
     <w:name w:val="Dark List Accent 2"/>
-    <w:basedOn w:val="32"/>
+    <w:basedOn w:val="33"/>
     <w:uiPriority w:val="70"/>
     <w:pPr>
       <w:spacing w:after="0" w:line="240" w:lineRule="auto"/>
@@ -24301,9 +24839,9 @@
       </w:tcPr>
     </w:tblStylePr>
   </w:style>
-  <w:style w:type="table" w:styleId="107">
+  <w:style w:type="table" w:styleId="108">
     <w:name w:val="Dark List Accent 3"/>
-    <w:basedOn w:val="32"/>
+    <w:basedOn w:val="33"/>
     <w:uiPriority w:val="70"/>
     <w:pPr>
       <w:spacing w:after="0" w:line="240" w:lineRule="auto"/>
@@ -24416,9 +24954,9 @@
       </w:tcPr>
     </w:tblStylePr>
   </w:style>
-  <w:style w:type="table" w:styleId="108">
+  <w:style w:type="table" w:styleId="109">
     <w:name w:val="Dark List Accent 4"/>
-    <w:basedOn w:val="32"/>
+    <w:basedOn w:val="33"/>
     <w:uiPriority w:val="70"/>
     <w:pPr>
       <w:spacing w:after="0" w:line="240" w:lineRule="auto"/>
@@ -24531,9 +25069,9 @@
       </w:tcPr>
     </w:tblStylePr>
   </w:style>
-  <w:style w:type="table" w:styleId="109">
+  <w:style w:type="table" w:styleId="110">
     <w:name w:val="Dark List Accent 5"/>
-    <w:basedOn w:val="32"/>
+    <w:basedOn w:val="33"/>
     <w:uiPriority w:val="70"/>
     <w:pPr>
       <w:spacing w:after="0" w:line="240" w:lineRule="auto"/>
@@ -24646,9 +25184,9 @@
       </w:tcPr>
     </w:tblStylePr>
   </w:style>
-  <w:style w:type="table" w:styleId="110">
+  <w:style w:type="table" w:styleId="111">
     <w:name w:val="Dark List Accent 6"/>
-    <w:basedOn w:val="32"/>
+    <w:basedOn w:val="33"/>
     <w:uiPriority w:val="70"/>
     <w:pPr>
       <w:spacing w:after="0" w:line="240" w:lineRule="auto"/>
@@ -24761,9 +25299,9 @@
       </w:tcPr>
     </w:tblStylePr>
   </w:style>
-  <w:style w:type="table" w:styleId="111">
+  <w:style w:type="table" w:styleId="112">
     <w:name w:val="Colorful Shading"/>
-    <w:basedOn w:val="32"/>
+    <w:basedOn w:val="33"/>
     <w:uiPriority w:val="71"/>
     <w:pPr>
       <w:spacing w:after="0" w:line="240" w:lineRule="auto"/>
@@ -24909,9 +25447,9 @@
       </w:rPr>
     </w:tblStylePr>
   </w:style>
-  <w:style w:type="table" w:styleId="112">
+  <w:style w:type="table" w:styleId="113">
     <w:name w:val="Colorful Shading Accent 1"/>
-    <w:basedOn w:val="32"/>
+    <w:basedOn w:val="33"/>
     <w:uiPriority w:val="71"/>
     <w:pPr>
       <w:spacing w:after="0" w:line="240" w:lineRule="auto"/>
@@ -25057,9 +25595,9 @@
       </w:rPr>
     </w:tblStylePr>
   </w:style>
-  <w:style w:type="table" w:styleId="113">
+  <w:style w:type="table" w:styleId="114">
     <w:name w:val="Colorful Shading Accent 2"/>
-    <w:basedOn w:val="32"/>
+    <w:basedOn w:val="33"/>
     <w:uiPriority w:val="71"/>
     <w:pPr>
       <w:spacing w:after="0" w:line="240" w:lineRule="auto"/>
@@ -25205,9 +25743,9 @@
       </w:rPr>
     </w:tblStylePr>
   </w:style>
-  <w:style w:type="table" w:styleId="114">
+  <w:style w:type="table" w:styleId="115">
     <w:name w:val="Colorful Shading Accent 3"/>
-    <w:basedOn w:val="32"/>
+    <w:basedOn w:val="33"/>
     <w:uiPriority w:val="71"/>
     <w:pPr>
       <w:spacing w:after="0" w:line="240" w:lineRule="auto"/>
@@ -25333,9 +25871,9 @@
       </w:tcPr>
     </w:tblStylePr>
   </w:style>
-  <w:style w:type="table" w:styleId="115">
+  <w:style w:type="table" w:styleId="116">
     <w:name w:val="Colorful Shading Accent 4"/>
-    <w:basedOn w:val="32"/>
+    <w:basedOn w:val="33"/>
     <w:uiPriority w:val="71"/>
     <w:pPr>
       <w:spacing w:after="0" w:line="240" w:lineRule="auto"/>
@@ -25481,9 +26019,9 @@
       </w:rPr>
     </w:tblStylePr>
   </w:style>
-  <w:style w:type="table" w:styleId="116">
+  <w:style w:type="table" w:styleId="117">
     <w:name w:val="Colorful Shading Accent 5"/>
-    <w:basedOn w:val="32"/>
+    <w:basedOn w:val="33"/>
     <w:uiPriority w:val="71"/>
     <w:pPr>
       <w:spacing w:after="0" w:line="240" w:lineRule="auto"/>
@@ -25629,9 +26167,9 @@
       </w:rPr>
     </w:tblStylePr>
   </w:style>
-  <w:style w:type="table" w:styleId="117">
+  <w:style w:type="table" w:styleId="118">
     <w:name w:val="Colorful Shading Accent 6"/>
-    <w:basedOn w:val="32"/>
+    <w:basedOn w:val="33"/>
     <w:uiPriority w:val="71"/>
     <w:pPr>
       <w:spacing w:after="0" w:line="240" w:lineRule="auto"/>
@@ -25777,9 +26315,9 @@
       </w:rPr>
     </w:tblStylePr>
   </w:style>
-  <w:style w:type="table" w:styleId="118">
+  <w:style w:type="table" w:styleId="119">
     <w:name w:val="Colorful List"/>
-    <w:basedOn w:val="32"/>
+    <w:basedOn w:val="33"/>
     <w:uiPriority w:val="72"/>
     <w:pPr>
       <w:spacing w:after="0" w:line="240" w:lineRule="auto"/>
@@ -25869,9 +26407,9 @@
       </w:tcPr>
     </w:tblStylePr>
   </w:style>
-  <w:style w:type="table" w:styleId="119">
+  <w:style w:type="table" w:styleId="120">
     <w:name w:val="Colorful List Accent 1"/>
-    <w:basedOn w:val="32"/>
+    <w:basedOn w:val="33"/>
     <w:uiPriority w:val="72"/>
     <w:pPr>
       <w:spacing w:after="0" w:line="240" w:lineRule="auto"/>
@@ -25961,9 +26499,9 @@
       </w:tcPr>
     </w:tblStylePr>
   </w:style>
-  <w:style w:type="table" w:styleId="120">
+  <w:style w:type="table" w:styleId="121">
     <w:name w:val="Colorful List Accent 2"/>
-    <w:basedOn w:val="32"/>
+    <w:basedOn w:val="33"/>
     <w:uiPriority w:val="72"/>
     <w:pPr>
       <w:spacing w:after="0" w:line="240" w:lineRule="auto"/>
@@ -26053,9 +26591,9 @@
       </w:tcPr>
     </w:tblStylePr>
   </w:style>
-  <w:style w:type="table" w:styleId="121">
+  <w:style w:type="table" w:styleId="122">
     <w:name w:val="Colorful List Accent 3"/>
-    <w:basedOn w:val="32"/>
+    <w:basedOn w:val="33"/>
     <w:uiPriority w:val="72"/>
     <w:pPr>
       <w:spacing w:after="0" w:line="240" w:lineRule="auto"/>
@@ -26145,9 +26683,9 @@
       </w:tcPr>
     </w:tblStylePr>
   </w:style>
-  <w:style w:type="table" w:styleId="122">
+  <w:style w:type="table" w:styleId="123">
     <w:name w:val="Colorful List Accent 4"/>
-    <w:basedOn w:val="32"/>
+    <w:basedOn w:val="33"/>
     <w:uiPriority w:val="72"/>
     <w:pPr>
       <w:spacing w:after="0" w:line="240" w:lineRule="auto"/>
@@ -26237,9 +26775,9 @@
       </w:tcPr>
     </w:tblStylePr>
   </w:style>
-  <w:style w:type="table" w:styleId="123">
+  <w:style w:type="table" w:styleId="124">
     <w:name w:val="Colorful List Accent 5"/>
-    <w:basedOn w:val="32"/>
+    <w:basedOn w:val="33"/>
     <w:uiPriority w:val="72"/>
     <w:pPr>
       <w:spacing w:after="0" w:line="240" w:lineRule="auto"/>
@@ -26329,9 +26867,9 @@
       </w:tcPr>
     </w:tblStylePr>
   </w:style>
-  <w:style w:type="table" w:styleId="124">
+  <w:style w:type="table" w:styleId="125">
     <w:name w:val="Colorful List Accent 6"/>
-    <w:basedOn w:val="32"/>
+    <w:basedOn w:val="33"/>
     <w:uiPriority w:val="72"/>
     <w:pPr>
       <w:spacing w:after="0" w:line="240" w:lineRule="auto"/>
@@ -26421,9 +26959,9 @@
       </w:tcPr>
     </w:tblStylePr>
   </w:style>
-  <w:style w:type="table" w:styleId="125">
+  <w:style w:type="table" w:styleId="126">
     <w:name w:val="Colorful Grid"/>
-    <w:basedOn w:val="32"/>
+    <w:basedOn w:val="33"/>
     <w:uiPriority w:val="73"/>
     <w:pPr>
       <w:spacing w:after="0" w:line="240" w:lineRule="auto"/>
@@ -26517,9 +27055,9 @@
       </w:tcPr>
     </w:tblStylePr>
   </w:style>
-  <w:style w:type="table" w:styleId="126">
+  <w:style w:type="table" w:styleId="127">
     <w:name w:val="Colorful Grid Accent 1"/>
-    <w:basedOn w:val="32"/>
+    <w:basedOn w:val="33"/>
     <w:uiPriority w:val="73"/>
     <w:pPr>
       <w:spacing w:after="0" w:line="240" w:lineRule="auto"/>
@@ -26613,9 +27151,9 @@
       </w:tcPr>
     </w:tblStylePr>
   </w:style>
-  <w:style w:type="table" w:styleId="127">
+  <w:style w:type="table" w:styleId="128">
     <w:name w:val="Colorful Grid Accent 2"/>
-    <w:basedOn w:val="32"/>
+    <w:basedOn w:val="33"/>
     <w:qFormat/>
     <w:uiPriority w:val="73"/>
     <w:pPr>
@@ -26710,9 +27248,9 @@
       </w:tcPr>
     </w:tblStylePr>
   </w:style>
-  <w:style w:type="table" w:styleId="128">
+  <w:style w:type="table" w:styleId="129">
     <w:name w:val="Colorful Grid Accent 3"/>
-    <w:basedOn w:val="32"/>
+    <w:basedOn w:val="33"/>
     <w:uiPriority w:val="73"/>
     <w:pPr>
       <w:spacing w:after="0" w:line="240" w:lineRule="auto"/>
@@ -26806,9 +27344,9 @@
       </w:tcPr>
     </w:tblStylePr>
   </w:style>
-  <w:style w:type="table" w:styleId="129">
+  <w:style w:type="table" w:styleId="130">
     <w:name w:val="Colorful Grid Accent 4"/>
-    <w:basedOn w:val="32"/>
+    <w:basedOn w:val="33"/>
     <w:uiPriority w:val="73"/>
     <w:pPr>
       <w:spacing w:after="0" w:line="240" w:lineRule="auto"/>
@@ -26902,9 +27440,9 @@
       </w:tcPr>
     </w:tblStylePr>
   </w:style>
-  <w:style w:type="table" w:styleId="130">
+  <w:style w:type="table" w:styleId="131">
     <w:name w:val="Colorful Grid Accent 5"/>
-    <w:basedOn w:val="32"/>
+    <w:basedOn w:val="33"/>
     <w:uiPriority w:val="73"/>
     <w:pPr>
       <w:spacing w:after="0" w:line="240" w:lineRule="auto"/>
@@ -26998,9 +27536,9 @@
       </w:tcPr>
     </w:tblStylePr>
   </w:style>
-  <w:style w:type="table" w:styleId="131">
+  <w:style w:type="table" w:styleId="132">
     <w:name w:val="Colorful Grid Accent 6"/>
-    <w:basedOn w:val="32"/>
+    <w:basedOn w:val="33"/>
     <w:uiPriority w:val="73"/>
     <w:pPr>
       <w:spacing w:after="0" w:line="240" w:lineRule="auto"/>
@@ -27094,9 +27632,9 @@
       </w:tcPr>
     </w:tblStylePr>
   </w:style>
-  <w:style w:type="character" w:styleId="133">
+  <w:style w:type="character" w:styleId="134">
     <w:name w:val="Strong"/>
-    <w:basedOn w:val="132"/>
+    <w:basedOn w:val="133"/>
     <w:qFormat/>
     <w:uiPriority w:val="22"/>
     <w:rPr>
@@ -27104,9 +27642,9 @@
       <w:bCs/>
     </w:rPr>
   </w:style>
-  <w:style w:type="character" w:styleId="134">
+  <w:style w:type="character" w:styleId="135">
     <w:name w:val="Emphasis"/>
-    <w:basedOn w:val="132"/>
+    <w:basedOn w:val="133"/>
     <w:qFormat/>
     <w:uiPriority w:val="20"/>
     <w:rPr>
@@ -27114,19 +27652,19 @@
       <w:iCs/>
     </w:rPr>
   </w:style>
-  <w:style w:type="character" w:customStyle="1" w:styleId="135">
+  <w:style w:type="character" w:customStyle="1" w:styleId="136">
     <w:name w:val="Header Char"/>
-    <w:basedOn w:val="132"/>
+    <w:basedOn w:val="133"/>
+    <w:link w:val="26"/>
+    <w:uiPriority w:val="99"/>
+  </w:style>
+  <w:style w:type="character" w:customStyle="1" w:styleId="137">
+    <w:name w:val="Footer Char"/>
+    <w:basedOn w:val="133"/>
     <w:link w:val="25"/>
     <w:uiPriority w:val="99"/>
   </w:style>
-  <w:style w:type="character" w:customStyle="1" w:styleId="136">
-    <w:name w:val="Footer Char"/>
-    <w:basedOn w:val="132"/>
-    <w:link w:val="24"/>
-    <w:uiPriority w:val="99"/>
-  </w:style>
-  <w:style w:type="paragraph" w:styleId="137">
+  <w:style w:type="paragraph" w:styleId="138">
     <w:name w:val="No Spacing"/>
     <w:qFormat/>
     <w:uiPriority w:val="1"/>
@@ -27140,9 +27678,9 @@
       <w:lang w:val="en-US" w:eastAsia="en-US" w:bidi="ar-SA"/>
     </w:rPr>
   </w:style>
-  <w:style w:type="character" w:customStyle="1" w:styleId="138">
+  <w:style w:type="character" w:customStyle="1" w:styleId="139">
     <w:name w:val="Heading 1 Char"/>
-    <w:basedOn w:val="132"/>
+    <w:basedOn w:val="133"/>
     <w:link w:val="3"/>
     <w:uiPriority w:val="9"/>
     <w:rPr>
@@ -27154,9 +27692,9 @@
       <w:szCs w:val="28"/>
     </w:rPr>
   </w:style>
-  <w:style w:type="character" w:customStyle="1" w:styleId="139">
+  <w:style w:type="character" w:customStyle="1" w:styleId="140">
     <w:name w:val="Heading 2 Char"/>
-    <w:basedOn w:val="132"/>
+    <w:basedOn w:val="133"/>
     <w:link w:val="4"/>
     <w:uiPriority w:val="9"/>
     <w:rPr>
@@ -27173,9 +27711,9 @@
       </w14:textFill>
     </w:rPr>
   </w:style>
-  <w:style w:type="character" w:customStyle="1" w:styleId="140">
+  <w:style w:type="character" w:customStyle="1" w:styleId="141">
     <w:name w:val="Heading 3 Char"/>
-    <w:basedOn w:val="132"/>
+    <w:basedOn w:val="133"/>
     <w:link w:val="5"/>
     <w:uiPriority w:val="9"/>
     <w:rPr>
@@ -27190,10 +27728,10 @@
       </w14:textFill>
     </w:rPr>
   </w:style>
-  <w:style w:type="character" w:customStyle="1" w:styleId="141">
+  <w:style w:type="character" w:customStyle="1" w:styleId="142">
     <w:name w:val="Title Char"/>
-    <w:basedOn w:val="132"/>
-    <w:link w:val="31"/>
+    <w:basedOn w:val="133"/>
+    <w:link w:val="32"/>
     <w:uiPriority w:val="10"/>
     <w:rPr>
       <w:rFonts w:asciiTheme="majorHAnsi" w:hAnsiTheme="majorHAnsi" w:eastAsiaTheme="majorEastAsia" w:cstheme="majorBidi"/>
@@ -27204,10 +27742,10 @@
       <w:szCs w:val="52"/>
     </w:rPr>
   </w:style>
-  <w:style w:type="character" w:customStyle="1" w:styleId="142">
+  <w:style w:type="character" w:customStyle="1" w:styleId="143">
     <w:name w:val="Subtitle Char"/>
-    <w:basedOn w:val="132"/>
-    <w:link w:val="26"/>
+    <w:basedOn w:val="133"/>
+    <w:link w:val="27"/>
     <w:uiPriority w:val="11"/>
     <w:rPr>
       <w:rFonts w:asciiTheme="majorHAnsi" w:hAnsiTheme="majorHAnsi" w:eastAsiaTheme="majorEastAsia" w:cstheme="majorBidi"/>
@@ -27224,7 +27762,7 @@
       </w14:textFill>
     </w:rPr>
   </w:style>
-  <w:style w:type="paragraph" w:styleId="143">
+  <w:style w:type="paragraph" w:styleId="144">
     <w:name w:val="List Paragraph"/>
     <w:basedOn w:val="1"/>
     <w:qFormat/>
@@ -27234,31 +27772,31 @@
       <w:contextualSpacing/>
     </w:pPr>
   </w:style>
-  <w:style w:type="character" w:customStyle="1" w:styleId="144">
+  <w:style w:type="character" w:customStyle="1" w:styleId="145">
     <w:name w:val="Body Text Char"/>
-    <w:basedOn w:val="132"/>
-    <w:link w:val="19"/>
-    <w:uiPriority w:val="99"/>
-  </w:style>
-  <w:style w:type="character" w:customStyle="1" w:styleId="145">
-    <w:name w:val="Body Text 2 Char"/>
-    <w:basedOn w:val="132"/>
-    <w:link w:val="28"/>
+    <w:basedOn w:val="133"/>
+    <w:link w:val="20"/>
     <w:uiPriority w:val="99"/>
   </w:style>
   <w:style w:type="character" w:customStyle="1" w:styleId="146">
+    <w:name w:val="Body Text 2 Char"/>
+    <w:basedOn w:val="133"/>
+    <w:link w:val="29"/>
+    <w:uiPriority w:val="99"/>
+  </w:style>
+  <w:style w:type="character" w:customStyle="1" w:styleId="147">
     <w:name w:val="Body Text 3 Char"/>
-    <w:basedOn w:val="132"/>
-    <w:link w:val="17"/>
+    <w:basedOn w:val="133"/>
+    <w:link w:val="18"/>
     <w:uiPriority w:val="99"/>
     <w:rPr>
       <w:sz w:val="16"/>
       <w:szCs w:val="16"/>
     </w:rPr>
   </w:style>
-  <w:style w:type="character" w:customStyle="1" w:styleId="147">
+  <w:style w:type="character" w:customStyle="1" w:styleId="148">
     <w:name w:val="Macro Text Char"/>
-    <w:basedOn w:val="132"/>
+    <w:basedOn w:val="133"/>
     <w:link w:val="2"/>
     <w:uiPriority w:val="99"/>
     <w:rPr>
@@ -27267,11 +27805,11 @@
       <w:szCs w:val="20"/>
     </w:rPr>
   </w:style>
-  <w:style w:type="paragraph" w:styleId="148">
+  <w:style w:type="paragraph" w:styleId="149">
     <w:name w:val="Quote"/>
     <w:basedOn w:val="1"/>
     <w:next w:val="1"/>
-    <w:link w:val="149"/>
+    <w:link w:val="150"/>
     <w:qFormat/>
     <w:uiPriority w:val="29"/>
     <w:rPr>
@@ -27285,10 +27823,10 @@
       </w14:textFill>
     </w:rPr>
   </w:style>
-  <w:style w:type="character" w:customStyle="1" w:styleId="149">
+  <w:style w:type="character" w:customStyle="1" w:styleId="150">
     <w:name w:val="Quote Char"/>
-    <w:basedOn w:val="132"/>
-    <w:link w:val="148"/>
+    <w:basedOn w:val="133"/>
+    <w:link w:val="149"/>
     <w:uiPriority w:val="29"/>
     <w:rPr>
       <w:i/>
@@ -27301,9 +27839,9 @@
       </w14:textFill>
     </w:rPr>
   </w:style>
-  <w:style w:type="character" w:customStyle="1" w:styleId="150">
+  <w:style w:type="character" w:customStyle="1" w:styleId="151">
     <w:name w:val="Heading 4 Char"/>
-    <w:basedOn w:val="132"/>
+    <w:basedOn w:val="133"/>
     <w:link w:val="6"/>
     <w:semiHidden/>
     <w:uiPriority w:val="9"/>
@@ -27321,9 +27859,9 @@
       </w14:textFill>
     </w:rPr>
   </w:style>
-  <w:style w:type="character" w:customStyle="1" w:styleId="151">
+  <w:style w:type="character" w:customStyle="1" w:styleId="152">
     <w:name w:val="Heading 5 Char"/>
-    <w:basedOn w:val="132"/>
+    <w:basedOn w:val="133"/>
     <w:link w:val="7"/>
     <w:semiHidden/>
     <w:uiPriority w:val="9"/>
@@ -27332,9 +27870,9 @@
       <w:color w:val="254061" w:themeColor="accent1" w:themeShade="80"/>
     </w:rPr>
   </w:style>
-  <w:style w:type="character" w:customStyle="1" w:styleId="152">
+  <w:style w:type="character" w:customStyle="1" w:styleId="153">
     <w:name w:val="Heading 6 Char"/>
-    <w:basedOn w:val="132"/>
+    <w:basedOn w:val="133"/>
     <w:link w:val="8"/>
     <w:semiHidden/>
     <w:uiPriority w:val="9"/>
@@ -27345,9 +27883,9 @@
       <w:color w:val="254061" w:themeColor="accent1" w:themeShade="80"/>
     </w:rPr>
   </w:style>
-  <w:style w:type="character" w:customStyle="1" w:styleId="153">
+  <w:style w:type="character" w:customStyle="1" w:styleId="154">
     <w:name w:val="Heading 7 Char"/>
-    <w:basedOn w:val="132"/>
+    <w:basedOn w:val="133"/>
     <w:link w:val="9"/>
     <w:semiHidden/>
     <w:uiPriority w:val="9"/>
@@ -27366,9 +27904,9 @@
       </w14:textFill>
     </w:rPr>
   </w:style>
-  <w:style w:type="character" w:customStyle="1" w:styleId="154">
+  <w:style w:type="character" w:customStyle="1" w:styleId="155">
     <w:name w:val="Heading 8 Char"/>
-    <w:basedOn w:val="132"/>
+    <w:basedOn w:val="133"/>
     <w:link w:val="10"/>
     <w:semiHidden/>
     <w:uiPriority w:val="9"/>
@@ -27384,9 +27922,9 @@
       </w14:textFill>
     </w:rPr>
   </w:style>
-  <w:style w:type="character" w:customStyle="1" w:styleId="155">
+  <w:style w:type="character" w:customStyle="1" w:styleId="156">
     <w:name w:val="Heading 9 Char"/>
-    <w:basedOn w:val="132"/>
+    <w:basedOn w:val="133"/>
     <w:link w:val="11"/>
     <w:semiHidden/>
     <w:uiPriority w:val="9"/>
@@ -27407,11 +27945,11 @@
       </w14:textFill>
     </w:rPr>
   </w:style>
-  <w:style w:type="paragraph" w:styleId="156">
+  <w:style w:type="paragraph" w:styleId="157">
     <w:name w:val="Intense Quote"/>
     <w:basedOn w:val="1"/>
     <w:next w:val="1"/>
-    <w:link w:val="157"/>
+    <w:link w:val="158"/>
     <w:qFormat/>
     <w:uiPriority w:val="30"/>
     <w:pPr>
@@ -27434,10 +27972,10 @@
       </w14:textFill>
     </w:rPr>
   </w:style>
-  <w:style w:type="character" w:customStyle="1" w:styleId="157">
+  <w:style w:type="character" w:customStyle="1" w:styleId="158">
     <w:name w:val="Intense Quote Char"/>
-    <w:basedOn w:val="132"/>
-    <w:link w:val="156"/>
+    <w:basedOn w:val="133"/>
+    <w:link w:val="157"/>
     <w:uiPriority w:val="30"/>
     <w:rPr>
       <w:b/>
@@ -27452,9 +27990,9 @@
       </w14:textFill>
     </w:rPr>
   </w:style>
-  <w:style w:type="character" w:customStyle="1" w:styleId="158">
+  <w:style w:type="character" w:customStyle="1" w:styleId="159">
     <w:name w:val="Subtle Emphasis"/>
-    <w:basedOn w:val="132"/>
+    <w:basedOn w:val="133"/>
     <w:qFormat/>
     <w:uiPriority w:val="19"/>
     <w:rPr>
@@ -27471,9 +28009,9 @@
       </w14:textFill>
     </w:rPr>
   </w:style>
-  <w:style w:type="character" w:customStyle="1" w:styleId="159">
+  <w:style w:type="character" w:customStyle="1" w:styleId="160">
     <w:name w:val="Intense Emphasis"/>
-    <w:basedOn w:val="132"/>
+    <w:basedOn w:val="133"/>
     <w:qFormat/>
     <w:uiPriority w:val="21"/>
     <w:rPr>
@@ -27489,9 +28027,9 @@
       </w14:textFill>
     </w:rPr>
   </w:style>
-  <w:style w:type="character" w:customStyle="1" w:styleId="160">
+  <w:style w:type="character" w:customStyle="1" w:styleId="161">
     <w:name w:val="Subtle Reference"/>
-    <w:basedOn w:val="132"/>
+    <w:basedOn w:val="133"/>
     <w:qFormat/>
     <w:uiPriority w:val="31"/>
     <w:rPr>
@@ -27505,9 +28043,9 @@
       </w14:textFill>
     </w:rPr>
   </w:style>
-  <w:style w:type="character" w:customStyle="1" w:styleId="161">
+  <w:style w:type="character" w:customStyle="1" w:styleId="162">
     <w:name w:val="Intense Reference"/>
-    <w:basedOn w:val="132"/>
+    <w:basedOn w:val="133"/>
     <w:qFormat/>
     <w:uiPriority w:val="32"/>
     <w:rPr>
@@ -27524,9 +28062,9 @@
       </w14:textFill>
     </w:rPr>
   </w:style>
-  <w:style w:type="character" w:customStyle="1" w:styleId="162">
+  <w:style w:type="character" w:customStyle="1" w:styleId="163">
     <w:name w:val="Book Title"/>
-    <w:basedOn w:val="132"/>
+    <w:basedOn w:val="133"/>
     <w:qFormat/>
     <w:uiPriority w:val="33"/>
     <w:rPr>
@@ -27536,7 +28074,7 @@
       <w:spacing w:val="5"/>
     </w:rPr>
   </w:style>
-  <w:style w:type="paragraph" w:customStyle="1" w:styleId="163">
+  <w:style w:type="paragraph" w:customStyle="1" w:styleId="164">
     <w:name w:val="TOC Heading"/>
     <w:basedOn w:val="3"/>
     <w:next w:val="1"/>
